--- a/drafts/Midterm_Research_Plan_Draft.docx
+++ b/drafts/Midterm_Research_Plan_Draft.docx
@@ -85,7 +85,7 @@
         <w:spacing w:after="100"/>
         <w:jc w:val="center"/>
       </w:pPr>
-      <w:hyperlink w:history="1" r:id="rIdyorvbv-o3yhbggex01nll">
+      <w:hyperlink w:history="1" r:id="rIddeljiwp9fqlvuxjnn8uj0">
         <w:r>
           <w:rPr>
             <w:rStyle w:val="Hyperlink"/>
@@ -128,7 +128,7 @@
           <w:sz w:val="22"/>
           <w:szCs w:val="22"/>
         </w:rPr>
-        <w:t xml:space="preserve">Clinical laboratories frequently order bundled panels of tests reflexively — for example, a Complete Blood Count (CBC) alongside blood group typing, hepatitis and HIV serologies, and a fasting blood glucose — regardless of whether each individual test is likely to change management for a given patient. The CBC is a useful anchor for this pattern: a five-hospital, five-country comparison of referral laboratories found it to be the single most commonly ordered test at four of five sites, and present in the top-25 list by volume at all five [1]. Diabetes illustrates the stakes of over- and under-testing together: an estimated 589 million adults live with diabetes worldwide, and 43% of cases are undiagnosed [2]; in the United States specifically, total diabetes prevalence was 15.8% of adults (11.3% diagnosed, 4.5% undiagnosed) over August 2021–August 2023, tracked on an ongoing basis by national surveillance [3], [4].</w:t>
+        <w:t xml:space="preserve">Clinical laboratories frequently order bundled panels of tests reflexively — for example, a Complete Blood Count (CBC) alongside blood group typing, hepatitis and HIV serologies, and a fasting blood glucose — regardless of whether each individual test is likely to change management for a given patient. The CBC is a useful anchor for this pattern: a five-hospital, five-country comparison of referral laboratories found it to be the single most commonly ordered test at four of five sites, and present in the top-25 list by volume at all five [1]. Diabetes illustrates the stakes of over- and under-testing together: an estimated 589 million adults aged 20–79 live with diabetes worldwide, and 43% of cases are undiagnosed [2]; in the United States specifically, total diabetes prevalence was 15.8% of adults (11.3% diagnosed, 4.5% undiagnosed) over August 2021–August 2023, tracked on an ongoing basis by national surveillance [3], [4].</w:t>
       </w:r>
     </w:p>
     <w:p>
@@ -198,33 +198,33 @@
           <w:sz w:val="22"/>
           <w:szCs w:val="22"/>
         </w:rPr>
-        <w:t xml:space="preserve">Diabetes affects an estimated 589 million adults worldwide, with 43% of cases undiagnosed [2], and United States surveillance over August 2021–August 2023 found a comparable pattern nationally: 15.8% total prevalence, 11.3% diagnosed, 4.5% undiagnosed [3], [4]. This undiagnosed gap, combined with how routinely a CBC is already drawn — the single most common test at four of five referral hospitals studied across five countries [1] — motivates the search for a CBC-based signal that can flag which patients most need a confirmatory glucose or HbA1c test.</w:t>
-      </w:r>
-    </w:p>
-    <w:p>
-      <w:pPr>
-        <w:spacing w:after="160" w:line="276"/>
-      </w:pPr>
-      <w:r>
-        <w:rPr>
-          <w:rFonts w:ascii="Times New Roman" w:cs="Times New Roman" w:eastAsia="Times New Roman" w:hAnsi="Times New Roman"/>
-          <w:sz w:val="22"/>
-          <w:szCs w:val="22"/>
-        </w:rPr>
-        <w:t xml:space="preserve">A growing body of work has asked whether the CBC carries predictive signal for glycemic status. The closest precedent to our project is a 2026 retrospective study from a Chinese tertiary hospital that trained several machine learning models (logistic regression, LightGBM, and neural network architectures) on CBC parameters alone to flag an HbA1c-defined diabetes-risk label, achieving an AUROC of 0.821 in development and 0.791 on an independent, one-year-later temporal validation cohort (n=70,725 development, 26,650 validation), with LightGBM the best-performing model [5]. A similarly structured cohort study using hematological indices alongside demographics in roughly 9,000 Iranian adults found that a bootstrap-forest model achieved high discrimination, with age and WBC count the most influential predictors [6]; a related 2026 framework extends this hematological-indices approach with additional model comparisons [7]. These studies establish that CBC-derived features carry real, reproducible signal for glycemic risk, though all were developed on cohorts outside North America, and none evaluate the sensitivity/NPV operating points that a cost-asymmetric skip/order decision requires.</w:t>
-      </w:r>
-    </w:p>
-    <w:p>
-      <w:pPr>
-        <w:spacing w:after="160" w:line="276"/>
-      </w:pPr>
-      <w:r>
-        <w:rPr>
-          <w:rFonts w:ascii="Times New Roman" w:cs="Times New Roman" w:eastAsia="Times New Roman" w:hAnsi="Times New Roman"/>
-          <w:sz w:val="22"/>
-          <w:szCs w:val="22"/>
-        </w:rPr>
-        <w:t xml:space="preserve">Individual CBC components have independent, longer-standing support, though the picture is mixed. Red cell distribution width (RDW) is associated with HbA1c directly in healthy, non-diabetic adults [8] and with incident diabetes over long-term follow-up [9]; a cohort of patients already diagnosed with type 2 diabetes, by contrast, found the opposite direction for a different outcome — higher RDW meant lower risk of poor glycemic control (OR 0.3, 95% CI 0.2–0.7, top vs. bottom RDW quartile) [20] — so RDW's relationship with glycemia may depend on whether the question is onset or ongoing control. White blood cell count predicts incident type 2 diabetes in a 10-year Korean cohort (adjusted HR 1.55, 95% CI 1.10–2.18, highest vs. lowest quartile, n=4,211) [10] and, at a higher level of evidence, in a 20-study meta-analysis (8,647 cases, 85,040 non-cases; combined RR 1.61, 95% CI 1.45–1.79, top vs. bottom tertile) — though the authors themselves flag publication bias and incomplete confounder control as likely inflating this estimate [11]. A single cohort study (n=866), however, found white-cell and neutrophil associations attenuated to non-significance after adjusting for family history, fasting glucose, and smoking, with no significant neutrophil:lymphocyte association at all [12] — this literature is broadly supportive but not fully consistent. Neutrophil-to-lymphocyte ratio was significantly elevated across prediabetes and diabetes in a separate four-group comparison, while platelet-to-lymphocyte ratio showed a more complex, non-monotonic pattern [13].</w:t>
+        <w:t xml:space="preserve">Diabetes affects an estimated 589 million adults aged 20–79 worldwide, with 43% of cases undiagnosed [2], and United States surveillance over August 2021–August 2023 found a comparable pattern nationally: 15.8% total prevalence, 11.3% diagnosed, 4.5% undiagnosed [3], [4]. This undiagnosed gap, combined with how routinely a CBC is already drawn — the single most common test at four of five referral hospitals studied across five countries [1] — motivates the search for a CBC-based signal that can flag which patients most need a confirmatory glucose or HbA1c test.</w:t>
+      </w:r>
+    </w:p>
+    <w:p>
+      <w:pPr>
+        <w:spacing w:after="160" w:line="276"/>
+      </w:pPr>
+      <w:r>
+        <w:rPr>
+          <w:rFonts w:ascii="Times New Roman" w:cs="Times New Roman" w:eastAsia="Times New Roman" w:hAnsi="Times New Roman"/>
+          <w:sz w:val="22"/>
+          <w:szCs w:val="22"/>
+        </w:rPr>
+        <w:t xml:space="preserve">A growing body of work has asked whether the CBC carries predictive signal for glycemic status. The closest precedent to our project is a 2026 retrospective study from a Chinese university hospital (Shenzhen University General Hospital) that trained several machine learning models (logistic regression, LightGBM, and neural network architectures) on CBC parameters alone to flag an HbA1c-defined diabetes-risk label, achieving an AUROC of 0.821 in development and 0.791 on an independent, one-year-later temporal validation cohort (n=70,725 development, 26,650 validation), with LightGBM the best-performing model [5]. A similarly structured cohort study using hematological indices alongside demographics in roughly 9,000 Iranian adults found that a bootstrap-forest model achieved high discrimination, with age and WBC count the most influential predictors [6]; a related 2026 framework extends this hematological-indices approach with additional model comparisons [7]. These studies establish that CBC-derived features carry real, reproducible signal for glycemic risk, though all were developed on cohorts outside North America, and none evaluate the sensitivity/NPV operating points that a cost-asymmetric skip/order decision requires.</w:t>
+      </w:r>
+    </w:p>
+    <w:p>
+      <w:pPr>
+        <w:spacing w:after="160" w:line="276"/>
+      </w:pPr>
+      <w:r>
+        <w:rPr>
+          <w:rFonts w:ascii="Times New Roman" w:cs="Times New Roman" w:eastAsia="Times New Roman" w:hAnsi="Times New Roman"/>
+          <w:sz w:val="22"/>
+          <w:szCs w:val="22"/>
+        </w:rPr>
+        <w:t xml:space="preserve">Individual CBC components have independent, longer-standing support, though the picture is mixed. Red cell distribution width (RDW) is associated with HbA1c in healthy, non-diabetic adults [8] and with incident diabetes over long-term follow-up [9]; a cohort of patients already diagnosed with type 2 diabetes, by contrast, found the opposite direction for a different outcome — higher RDW meant lower risk of poor glycemic control (OR 0.3, 95% CI 0.2–0.7, top vs. bottom RDW quartile) [20] — so RDW's relationship with glycemia may depend on whether the question is onset or ongoing control. White blood cell count predicts incident type 2 diabetes in a 10-year Korean cohort (adjusted HR 1.55, 95% CI 1.10–2.18, highest vs. lowest quartile, n=4,211) [10] and, at a higher level of evidence, in a 20-study meta-analysis (8,647 cases, 85,040 non-cases; combined RR 1.61, 95% CI 1.45–1.79, top vs. bottom tertile) — though the authors themselves flag publication bias and incomplete confounder control as likely inflating this estimate [11]. A single cohort study (n=866), however, found white-cell and neutrophil associations attenuated to non-significance after adjusting for family history, fasting glucose, and smoking, with no significant neutrophil:lymphocyte association at all; lymphocyte count alone remained significant (OR 1.96, 95% CI 1.13–3.37), the study's strongest single association and one it attributes to insulin sensitivity rather than inflammation [12] — this literature is broadly supportive but not fully consistent. Neutrophil-to-lymphocyte ratio was significantly elevated across prediabetes and diabetes in a separate four-group comparison, while platelet-to-lymphocyte ratio showed a more complex, non-monotonic pattern [13].</w:t>
       </w:r>
     </w:p>
     <w:p>
@@ -305,7 +305,7 @@
           <w:sz w:val="22"/>
           <w:szCs w:val="22"/>
         </w:rPr>
-        <w:t xml:space="preserve">The dataset as a Methods section would describe it. We draw five linked public-use components from the 2021–2023 cycle, joined on the shared participant identifier SEQN, where one record represents one examined NHANES participant: Demographics (age, sex, race/Hispanic origin, education, income-to-poverty ratio), Complete Blood Count (white blood cell count and five-part differential, red blood cell indices, hemoglobin, hematocrit, platelet count), Fasting Plasma Glucose (collected only on a randomly assigned fasting morning-session subsample), Glycohemoglobin (HbA1c, collected on the full examined sample), and the Diabetes questionnaire (self-reported prior diagnosis). After merging, our preliminary pull (Section 5) contains 11,933 participants with at least demographic and CBC data — a known structural feature of NHANES' two-stage subsampling design, not missing data in the usual sense.</w:t>
+        <w:t xml:space="preserve">The dataset as a Methods section would describe it. We draw five linked public-use components from the 2021–2023 cycle, joined on the shared participant identifier SEQN, where one record represents one examined NHANES participant: Demographics (age, sex, race/Hispanic origin, education, income-to-poverty ratio), Complete Blood Count (white blood cell count and five-part differential, red blood cell indices, hemoglobin, hematocrit, platelet count), Fasting Plasma Glucose (collected only on a randomly assigned fasting morning-session subsample), Glycohemoglobin (HbA1c, collected on the full examined sample), and the Diabetes questionnaire (self-reported prior diagnosis). After merging on the demographics file, our preliminary pull (Section 5) contains 11,933 participants; CBC, fasting glucose, HbA1c, and diabetes-questionnaire coverage within that merged file vary substantially by component (Table 1) — a known structural feature of NHANES' two-stage subsampling design, not missing data in the usual sense.</w:t>
       </w:r>
     </w:p>
     <w:p>
@@ -428,7 +428,7 @@
           <w:sz w:val="22"/>
           <w:szCs w:val="22"/>
         </w:rPr>
-        <w:t xml:space="preserve">Table 1 summarizes the usable sample size by candidate outcome definition, and Figure 1 reports a first exploratory baseline model fit on the merged NHANES 2021–2023 extract (11,933 participants with demographic + CBC data).</w:t>
+        <w:t xml:space="preserve">Table 1 summarizes the usable sample size by candidate outcome definition, and Figure 1 reports a first exploratory baseline model fit on the merged NHANES 2021–2023 extract (11,933 participants total; 7,593, or 63.6%, have CBC data).</w:t>
       </w:r>
     </w:p>
     <w:p>
@@ -917,10 +917,12 @@
       <w:r>
         <w:rPr>
           <w:rFonts w:ascii="Times New Roman" w:cs="Times New Roman" w:eastAsia="Times New Roman" w:hAnsi="Times New Roman"/>
-          <w:sz w:val="22"/>
-          <w:szCs w:val="22"/>
-        </w:rPr>
-        <w:t xml:space="preserve"/>
+          <w:i/>
+          <w:iCs/>
+          <w:sz w:val="20"/>
+          <w:szCs w:val="20"/>
+        </w:rPr>
+        <w:t xml:space="preserve">Note: the "n with CBC + label" column uses WBC presence as a proxy for CBC availability; the baseline model below requires all 12 individual CBC predictor columns present, giving a slightly smaller HbA1c modeling sample (n = 6,678 vs. 6,689 above).</w:t>
       </w:r>
     </w:p>
     <w:p>
@@ -946,7 +948,7 @@
           <w:sz w:val="22"/>
           <w:szCs w:val="22"/>
         </w:rPr>
-        <w:t xml:space="preserve">As a more direct test of the research question, code/02_baseline_model_and_figures.ipynb fits three classifiers on the subset with a complete CBC panel and HbA1c (n = 6,678; 717, or 10.7%, meet an HbA1c ≥ 6.5% exploratory label), on a 75/25 stratified train/test split (5,008 / 1,670): a demographics-only logistic regression, a CBC+demographics logistic regression, and a CBC+demographics random forest. Test-set AUROC rose from 0.743 (demographics only) to 0.783 (logistic, CBC+demographics) to 0.811 (random forest, CBC+demographics) — Figure 1 — direct evidence from our own data that CBC adds predictive value over demographics alone, matching the direction of the NHANES-based benchmark in [15]. For the random forest, NPV stayed high (89–99%) across every threshold tested; e.g., at a threshold flagging 450 of 1,670 test participants (27%), sensitivity was 67.6%, specificity 77.9%, and NPV 95.2% (full table in the notebook).</w:t>
+        <w:t xml:space="preserve">As a more direct test of the research question, code/02_baseline_model_and_figures.ipynb fits three classifiers on the subset with a complete CBC panel and HbA1c (n = 6,678; 717, or 10.7%, meet an HbA1c ≥ 6.5% exploratory label), on a 75/25 stratified train/test split (5,008 / 1,670): a demographics-only logistic regression, a CBC+demographics logistic regression, and a CBC+demographics random forest. Test-set AUROC rose from 0.743 (demographics only) to 0.783 (logistic, CBC+demographics) to 0.811 (random forest, CBC+demographics) — Figure 1 — direct evidence from our own data that CBC adds predictive value over demographics alone, matching the direction of the NHANES-based benchmark in [15]. For the random forest, NPV stayed high (89–99%) across every threshold tested; e.g., at a threshold flagging 450 of 1,670 test participants (27%), sensitivity was 68.7%, specificity 78.1%, and NPV 95.4% (full table in the notebook).</w:t>
       </w:r>
     </w:p>
     <w:p>
@@ -1348,7 +1350,7 @@
           <w:sz w:val="22"/>
           <w:szCs w:val="22"/>
         </w:rPr>
-        <w:t xml:space="preserve">Team members used AI tools (including Claude Code, ChatGPT, and Consensus) to support literature search and triage, drafting, data-analysis code, and troubleshooting, consistent with the Team Contract's expectation to use AI as a supporting tool rather than a replacement for the team's own judgment. Every AI-suggested scholarly source was checked for legitimacy against the publisher or an independent index (PubMed/Europe PMC), and every specific statistic or finding quoted in Section 2 was cross-checked against that source's actual full text rather than taken from an abstract summary — see literature_review/README.md for exactly what was verified, what was corrected from an earlier draft pass, and which four sources could not be independently verified and are therefore cited only at the level of their title. Per the Team Contract's standing roles, the Reviewer is responsible for a final fact-check of AI-assisted analyses and sources before submission, and all code in the repository, including the new baseline-model notebook, is runnable directly from the committed files.</w:t>
+        <w:t xml:space="preserve">Team members used AI tools (including Claude Code, ChatGPT, and Consensus) to support literature search and triage, drafting, data-analysis code, and troubleshooting, consistent with the Team Contract's expectation to use AI as a supporting tool rather than a replacement for the team's own judgment. Every AI-suggested journal source was checked for legitimacy against the publisher or an independent index (PubMed/Europe PMC), and every specific statistic or finding quoted in Section 2 was independently cross-checked against that source's actual full text rather than taken from an abstract summary or search-engine snippet, including a second, adversarial re-check that itself caught and corrected a citation error — see literature_review/README.md for exactly what was verified, what was corrected, and which sources were cited only at the level of their title because full text could not be obtained. Per the Team Contract's standing roles, the Reviewer is responsible for a final fact-check of AI-assisted analyses and sources before submission, and all code in the repository, including the new baseline-model notebook, is runnable directly from the committed files.</w:t>
       </w:r>
     </w:p>
     <w:p>
@@ -1412,7 +1414,7 @@
           <w:sz w:val="20"/>
           <w:szCs w:val="20"/>
         </w:rPr>
-        <w:t xml:space="preserve">[1]	S. Horton, K. A. Fleming, M. Kuti, L.-M. Looi, S. A. Pai, S. Sayed, and M. L. Wilson, "The Top 25 Laboratory Tests by Volume and Revenue in Five Different Countries," Am. J. Clin. Pathol., vol. 151, no. 5, pp. 446–451, Apr. 2019, doi: 10.1093/ajcp/aqy165.</w:t>
+        <w:t xml:space="preserve">[1]	S. Horton, K. A. Fleming, M. Kuti, L.-M. Looi, S. A. Pai, S. Sayed, and M. L. Wilson, "The Top 25 Laboratory Tests by Volume and Revenue in Five Different Countries," Am. J. Clin. Pathol., vol. 151, no. 5, pp. 446–451, May 2019, doi: 10.1093/ajcp/aqy165.</w:t>
       </w:r>
     </w:p>
     <w:p>
@@ -1482,7 +1484,7 @@
           <w:sz w:val="20"/>
           <w:szCs w:val="20"/>
         </w:rPr>
-        <w:t xml:space="preserve">[6]	A. Mansoori et al., "Prediction of type 2 diabetes mellitus using hematological factors based on machine learning approaches: a cohort study analysis," Sci. Rep., vol. 12, Jan. 2022, doi: 10.1038/s41598-022-27340-2.</w:t>
+        <w:t xml:space="preserve">[6]	A. Mansoori et al., "Prediction of type 2 diabetes mellitus using hematological factors based on machine learning approaches: a cohort study analysis," Sci. Rep., vol. 13, Art. no. 663, 2023, doi: 10.1038/s41598-022-27340-2.</w:t>
       </w:r>
     </w:p>
     <w:p>

--- a/drafts/Midterm_Research_Plan_Draft.docx
+++ b/drafts/Midterm_Research_Plan_Draft.docx
@@ -4,7 +4,7 @@
   <w:body>
     <w:p>
       <w:pPr>
-        <w:spacing w:before="2000"/>
+        <w:spacing w:before="1800"/>
         <w:jc w:val="center"/>
       </w:pPr>
       <w:r>
@@ -12,15 +12,15 @@
           <w:rFonts w:ascii="Times New Roman" w:cs="Times New Roman" w:eastAsia="Times New Roman" w:hAnsi="Times New Roman"/>
           <w:b/>
           <w:bCs/>
-          <w:sz w:val="32"/>
-          <w:szCs w:val="32"/>
+          <w:sz w:val="30"/>
+          <w:szCs w:val="30"/>
         </w:rPr>
         <w:t xml:space="preserve">Lab Test Recommendation System:</w:t>
       </w:r>
     </w:p>
     <w:p>
       <w:pPr>
-        <w:spacing w:after="400"/>
+        <w:spacing w:after="360"/>
         <w:jc w:val="center"/>
       </w:pPr>
       <w:r>
@@ -28,15 +28,15 @@
           <w:rFonts w:ascii="Times New Roman" w:cs="Times New Roman" w:eastAsia="Times New Roman" w:hAnsi="Times New Roman"/>
           <w:b/>
           <w:bCs/>
-          <w:sz w:val="32"/>
-          <w:szCs w:val="32"/>
-        </w:rPr>
-        <w:t xml:space="preserve">Predicting Blood Glucose Abnormality from CBC and Demographics</w:t>
-      </w:r>
-    </w:p>
-    <w:p>
-      <w:pPr>
-        <w:spacing w:after="600"/>
+          <w:sz w:val="30"/>
+          <w:szCs w:val="30"/>
+        </w:rPr>
+        <w:t xml:space="preserve">Predicting Diabetes-Range HbA1c from CBC and Demographics</w:t>
+      </w:r>
+    </w:p>
+    <w:p>
+      <w:pPr>
+        <w:spacing w:after="500"/>
         <w:jc w:val="center"/>
       </w:pPr>
       <w:r>
@@ -44,15 +44,15 @@
           <w:rFonts w:ascii="Times New Roman" w:cs="Times New Roman" w:eastAsia="Times New Roman" w:hAnsi="Times New Roman"/>
           <w:i/>
           <w:iCs/>
-          <w:sz w:val="24"/>
-          <w:szCs w:val="24"/>
-        </w:rPr>
-        <w:t xml:space="preserve">BMEN 600 — Midterm Research Plan (DRAFT)</w:t>
-      </w:r>
-    </w:p>
-    <w:p>
-      <w:pPr>
-        <w:spacing w:after="400"/>
+          <w:sz w:val="23"/>
+          <w:szCs w:val="23"/>
+        </w:rPr>
+        <w:t xml:space="preserve">BMEN 600: Midterm Research Plan (DRAFT)</w:t>
+      </w:r>
+    </w:p>
+    <w:p>
+      <w:pPr>
+        <w:spacing w:after="100"/>
         <w:jc w:val="center"/>
       </w:pPr>
       <w:r>
@@ -60,22 +60,36 @@
           <w:rFonts w:ascii="Times New Roman" w:cs="Times New Roman" w:eastAsia="Times New Roman" w:hAnsi="Times New Roman"/>
           <w:b/>
           <w:bCs/>
-          <w:sz w:val="24"/>
-          <w:szCs w:val="24"/>
+          <w:sz w:val="23"/>
+          <w:szCs w:val="23"/>
         </w:rPr>
         <w:t xml:space="preserve">Team Vortex 600</w:t>
       </w:r>
     </w:p>
     <w:p>
       <w:pPr>
-        <w:spacing w:after="400"/>
+        <w:spacing w:after="360"/>
         <w:jc w:val="center"/>
       </w:pPr>
       <w:r>
         <w:rPr>
           <w:rFonts w:ascii="Times New Roman" w:cs="Times New Roman" w:eastAsia="Times New Roman" w:hAnsi="Times New Roman"/>
-          <w:sz w:val="22"/>
-          <w:szCs w:val="22"/>
+          <w:sz w:val="21"/>
+          <w:szCs w:val="21"/>
+        </w:rPr>
+        <w:t xml:space="preserve">Setayesh Afshar · Jacob Kraft · Emmanuella Osifo · Hamid Saeed · Ahenkan Yeboah</w:t>
+      </w:r>
+    </w:p>
+    <w:p>
+      <w:pPr>
+        <w:spacing w:after="360"/>
+        <w:jc w:val="center"/>
+      </w:pPr>
+      <w:r>
+        <w:rPr>
+          <w:rFonts w:ascii="Times New Roman" w:cs="Times New Roman" w:eastAsia="Times New Roman" w:hAnsi="Times New Roman"/>
+          <w:sz w:val="21"/>
+          <w:szCs w:val="21"/>
         </w:rPr>
         <w:t xml:space="preserve">Submitted: October 16, 2026</w:t>
       </w:r>
@@ -85,13 +99,13 @@
         <w:spacing w:after="100"/>
         <w:jc w:val="center"/>
       </w:pPr>
-      <w:hyperlink w:history="1" r:id="rIddeljiwp9fqlvuxjnn8uj0">
+      <w:hyperlink w:history="1" r:id="rId-mp2icwjvqprpznpfbwn-">
         <w:r>
           <w:rPr>
             <w:rStyle w:val="Hyperlink"/>
             <w:rFonts w:ascii="Times New Roman" w:cs="Times New Roman" w:eastAsia="Times New Roman" w:hAnsi="Times New Roman"/>
-            <w:sz w:val="22"/>
-            <w:szCs w:val="22"/>
+            <w:sz w:val="21"/>
+            <w:szCs w:val="21"/>
           </w:rPr>
           <w:t xml:space="preserve">github.com/hamidsaeed13/VORTEX-BMEN-600-Project</w:t>
         </w:r>
@@ -105,7 +119,7 @@
     <w:p>
       <w:pPr>
         <w:pStyle w:val="Heading2"/>
-        <w:spacing w:after="120" w:before="240"/>
+        <w:spacing w:after="100" w:before="200"/>
       </w:pPr>
       <w:r>
         <w:rPr>
@@ -115,38 +129,38 @@
           <w:sz w:val="26"/>
           <w:szCs w:val="26"/>
         </w:rPr>
-        <w:t xml:space="preserve">Section 1 — Introduction and Motivation</w:t>
-      </w:r>
-    </w:p>
-    <w:p>
-      <w:pPr>
-        <w:spacing w:after="160" w:line="276"/>
-      </w:pPr>
-      <w:r>
-        <w:rPr>
-          <w:rFonts w:ascii="Times New Roman" w:cs="Times New Roman" w:eastAsia="Times New Roman" w:hAnsi="Times New Roman"/>
-          <w:sz w:val="22"/>
-          <w:szCs w:val="22"/>
-        </w:rPr>
-        <w:t xml:space="preserve">Clinical laboratories frequently order bundled panels of tests reflexively — for example, a Complete Blood Count (CBC) alongside blood group typing, hepatitis and HIV serologies, and a fasting blood glucose — regardless of whether each individual test is likely to change management for a given patient. The CBC is a useful anchor for this pattern: a five-hospital, five-country comparison of referral laboratories found it to be the single most commonly ordered test at four of five sites, and present in the top-25 list by volume at all five [1]. Diabetes illustrates the stakes of over- and under-testing together: an estimated 589 million adults aged 20–79 live with diabetes worldwide, and 43% of cases are undiagnosed [2]; in the United States specifically, total diabetes prevalence was 15.8% of adults (11.3% diagnosed, 4.5% undiagnosed) over August 2021–August 2023, tracked on an ongoing basis by national surveillance [3], [4].</w:t>
-      </w:r>
-    </w:p>
-    <w:p>
-      <w:pPr>
-        <w:spacing w:after="160" w:line="276"/>
-      </w:pPr>
-      <w:r>
-        <w:rPr>
-          <w:rFonts w:ascii="Times New Roman" w:cs="Times New Roman" w:eastAsia="Times New Roman" w:hAnsi="Times New Roman"/>
-          <w:sz w:val="22"/>
-          <w:szCs w:val="22"/>
-        </w:rPr>
-        <w:t xml:space="preserve">Our project investigates whether this same CBC — already drawn so often, including for patients where it has nothing to do with diabetes — combined with basic demographic information, can predict whether a costlier add-on test, blood glucose, is likely to return an abnormal result. If this signal exists, it can be used to risk-stratify test-ordering decisions: prioritizing glucose testing for patients who are more likely to have an abnormal result, and safely deferring it for patients who are very likely to be normal.</w:t>
-      </w:r>
-    </w:p>
-    <w:p>
-      <w:pPr>
-        <w:spacing w:after="160" w:line="276"/>
+        <w:t xml:space="preserve">Section 1: Introduction and Motivation</w:t>
+      </w:r>
+    </w:p>
+    <w:p>
+      <w:pPr>
+        <w:spacing w:after="140" w:line="268"/>
+      </w:pPr>
+      <w:r>
+        <w:rPr>
+          <w:rFonts w:ascii="Times New Roman" w:cs="Times New Roman" w:eastAsia="Times New Roman" w:hAnsi="Times New Roman"/>
+          <w:sz w:val="22"/>
+          <w:szCs w:val="22"/>
+        </w:rPr>
+        <w:t xml:space="preserve">Clinical labs often order several tests together as a bundle. For example, a Complete Blood Count (CBC) might come with blood group typing, hepatitis and HIV tests, and a glucose test, even when some of these tests are unlikely to change treatment. The CBC is a good example of this pattern: it was the single most common test ordered at four of five referral hospitals studied across five countries, and it appeared on every hospital's top-25 list [1]. Diabetes shows the stakes. About 589 million adults aged 20–79 live with diabetes worldwide, and 43% of cases are undiagnosed [2]. In the United States, 15.8% of adults had diabetes between August 2021 and August 2023; 11.3% were diagnosed and 4.5% were not [3], [4].</w:t>
+      </w:r>
+    </w:p>
+    <w:p>
+      <w:pPr>
+        <w:spacing w:after="140" w:line="268"/>
+      </w:pPr>
+      <w:r>
+        <w:rPr>
+          <w:rFonts w:ascii="Times New Roman" w:cs="Times New Roman" w:eastAsia="Times New Roman" w:hAnsi="Times New Roman"/>
+          <w:sz w:val="22"/>
+          <w:szCs w:val="22"/>
+        </w:rPr>
+        <w:t xml:space="preserve">Our project asks whether this already-common CBC, combined with basic demographics, can flag which patients are likely to have a diabetes-range HbA1c result. If this signal exists, it could help prioritize who needs follow-up testing. It would not replace a clinician's judgment about who needs a glucose test.</w:t>
+      </w:r>
+    </w:p>
+    <w:p>
+      <w:pPr>
+        <w:spacing w:after="140" w:line="268"/>
       </w:pPr>
       <w:r>
         <w:rPr>
@@ -156,26 +170,26 @@
           <w:sz w:val="22"/>
           <w:szCs w:val="22"/>
         </w:rPr>
-        <w:t xml:space="preserve">Research question: Using only CBC parameters and demographics, can we predict the probability that a patient's blood glucose result would be abnormal, at a confidence level high enough to responsibly inform test-ordering decisions, without materially increasing the risk of a missed diabetes diagnosis?</w:t>
-      </w:r>
-    </w:p>
-    <w:p>
-      <w:pPr>
-        <w:spacing w:after="160" w:line="276"/>
-      </w:pPr>
-      <w:r>
-        <w:rPr>
-          <w:rFonts w:ascii="Times New Roman" w:cs="Times New Roman" w:eastAsia="Times New Roman" w:hAnsi="Times New Roman"/>
-          <w:sz w:val="22"/>
-          <w:szCs w:val="22"/>
-        </w:rPr>
-        <w:t xml:space="preserve">This term's contribution is a concrete feasibility assessment of that question on a large, public dataset (NHANES), with an explicit cost-asymmetry evaluation framing — a missed diagnosis costs far more than an unnecessary test — rather than a bespoke or costly new screening instrument.</w:t>
+        <w:t xml:space="preserve">Research question: using only CBC parameters and demographics, how well can we identify a diabetes-range HbA1c result? And does that signal come from genuinely new information, or mostly from flagging people who already know they have diabetes?</w:t>
+      </w:r>
+    </w:p>
+    <w:p>
+      <w:pPr>
+        <w:spacing w:after="140" w:line="268"/>
+      </w:pPr>
+      <w:r>
+        <w:rPr>
+          <w:rFonts w:ascii="Times New Roman" w:cs="Times New Roman" w:eastAsia="Times New Roman" w:hAnsi="Times New Roman"/>
+          <w:sz w:val="22"/>
+          <w:szCs w:val="22"/>
+        </w:rPr>
+        <w:t xml:space="preserve">This term, we test this feasibility using the public NHANES dataset. We treat the CBC as already available and ask what it adds beyond demographics alone. We frame results around a trade-off between tests flagged and cases missed at different thresholds, not a claim that any one threshold is clinically safe.</w:t>
       </w:r>
     </w:p>
     <w:p>
       <w:pPr>
         <w:pStyle w:val="Heading2"/>
-        <w:spacing w:after="120" w:before="240"/>
+        <w:spacing w:after="100" w:before="200"/>
       </w:pPr>
       <w:r>
         <w:rPr>
@@ -185,91 +199,91 @@
           <w:sz w:val="26"/>
           <w:szCs w:val="26"/>
         </w:rPr>
-        <w:t xml:space="preserve">Section 2 — Background and Research Gap</w:t>
-      </w:r>
-    </w:p>
-    <w:p>
-      <w:pPr>
-        <w:spacing w:after="160" w:line="276"/>
-      </w:pPr>
-      <w:r>
-        <w:rPr>
-          <w:rFonts w:ascii="Times New Roman" w:cs="Times New Roman" w:eastAsia="Times New Roman" w:hAnsi="Times New Roman"/>
-          <w:sz w:val="22"/>
-          <w:szCs w:val="22"/>
-        </w:rPr>
-        <w:t xml:space="preserve">Diabetes affects an estimated 589 million adults aged 20–79 worldwide, with 43% of cases undiagnosed [2], and United States surveillance over August 2021–August 2023 found a comparable pattern nationally: 15.8% total prevalence, 11.3% diagnosed, 4.5% undiagnosed [3], [4]. This undiagnosed gap, combined with how routinely a CBC is already drawn — the single most common test at four of five referral hospitals studied across five countries [1] — motivates the search for a CBC-based signal that can flag which patients most need a confirmatory glucose or HbA1c test.</w:t>
-      </w:r>
-    </w:p>
-    <w:p>
-      <w:pPr>
-        <w:spacing w:after="160" w:line="276"/>
-      </w:pPr>
-      <w:r>
-        <w:rPr>
-          <w:rFonts w:ascii="Times New Roman" w:cs="Times New Roman" w:eastAsia="Times New Roman" w:hAnsi="Times New Roman"/>
-          <w:sz w:val="22"/>
-          <w:szCs w:val="22"/>
-        </w:rPr>
-        <w:t xml:space="preserve">A growing body of work has asked whether the CBC carries predictive signal for glycemic status. The closest precedent to our project is a 2026 retrospective study from a Chinese university hospital (Shenzhen University General Hospital) that trained several machine learning models (logistic regression, LightGBM, and neural network architectures) on CBC parameters alone to flag an HbA1c-defined diabetes-risk label, achieving an AUROC of 0.821 in development and 0.791 on an independent, one-year-later temporal validation cohort (n=70,725 development, 26,650 validation), with LightGBM the best-performing model [5]. A similarly structured cohort study using hematological indices alongside demographics in roughly 9,000 Iranian adults found that a bootstrap-forest model achieved high discrimination, with age and WBC count the most influential predictors [6]; a related 2026 framework extends this hematological-indices approach with additional model comparisons [7]. These studies establish that CBC-derived features carry real, reproducible signal for glycemic risk, though all were developed on cohorts outside North America, and none evaluate the sensitivity/NPV operating points that a cost-asymmetric skip/order decision requires.</w:t>
-      </w:r>
-    </w:p>
-    <w:p>
-      <w:pPr>
-        <w:spacing w:after="160" w:line="276"/>
-      </w:pPr>
-      <w:r>
-        <w:rPr>
-          <w:rFonts w:ascii="Times New Roman" w:cs="Times New Roman" w:eastAsia="Times New Roman" w:hAnsi="Times New Roman"/>
-          <w:sz w:val="22"/>
-          <w:szCs w:val="22"/>
-        </w:rPr>
-        <w:t xml:space="preserve">Individual CBC components have independent, longer-standing support, though the picture is mixed. Red cell distribution width (RDW) is associated with HbA1c in healthy, non-diabetic adults [8] and with incident diabetes over long-term follow-up [9]; a cohort of patients already diagnosed with type 2 diabetes, by contrast, found the opposite direction for a different outcome — higher RDW meant lower risk of poor glycemic control (OR 0.3, 95% CI 0.2–0.7, top vs. bottom RDW quartile) [20] — so RDW's relationship with glycemia may depend on whether the question is onset or ongoing control. White blood cell count predicts incident type 2 diabetes in a 10-year Korean cohort (adjusted HR 1.55, 95% CI 1.10–2.18, highest vs. lowest quartile, n=4,211) [10] and, at a higher level of evidence, in a 20-study meta-analysis (8,647 cases, 85,040 non-cases; combined RR 1.61, 95% CI 1.45–1.79, top vs. bottom tertile) — though the authors themselves flag publication bias and incomplete confounder control as likely inflating this estimate [11]. A single cohort study (n=866), however, found white-cell and neutrophil associations attenuated to non-significance after adjusting for family history, fasting glucose, and smoking, with no significant neutrophil:lymphocyte association at all; lymphocyte count alone remained significant (OR 1.96, 95% CI 1.13–3.37), the study's strongest single association and one it attributes to insulin sensitivity rather than inflammation [12] — this literature is broadly supportive but not fully consistent. Neutrophil-to-lymphocyte ratio was significantly elevated across prediabetes and diabetes in a separate four-group comparison, while platelet-to-lymphocyte ratio showed a more complex, non-monotonic pattern [13].</w:t>
-      </w:r>
-    </w:p>
-    <w:p>
-      <w:pPr>
-        <w:spacing w:after="160" w:line="276"/>
-      </w:pPr>
-      <w:r>
-        <w:rPr>
-          <w:rFonts w:ascii="Times New Roman" w:cs="Times New Roman" w:eastAsia="Times New Roman" w:hAnsi="Times New Roman"/>
-          <w:sz w:val="22"/>
-          <w:szCs w:val="22"/>
-        </w:rPr>
-        <w:t xml:space="preserve">Two further studies motivate a non-laboratory baseline for comparison. A model using socio-demographic characteristics and self-reported symptoms (polyuria, polydipsia, delayed healing) — no lab data — reported 99.36% accuracy with a random forest [14], high enough to warrant caution about class-imbalance or evaluation artifacts, but a useful illustration of how much signal lives outside lab values. More directly comparable, a 2025 study built on the same NHANES source we use, training AutoML on demographic, anthropometric, dietary, and behavioral features (no CBC or other labs) to flag undiagnosed diabetes, reporting AUROC 0.909 with 70.3% sensitivity and 92.6% NPV [15] — a direct benchmark for our Section 4 evaluation, and the baseline our CBC+demographics model must beat to justify the added blood draw.</w:t>
-      </w:r>
-    </w:p>
-    <w:p>
-      <w:pPr>
-        <w:spacing w:after="160" w:line="276"/>
-      </w:pPr>
-      <w:r>
-        <w:rPr>
-          <w:rFonts w:ascii="Times New Roman" w:cs="Times New Roman" w:eastAsia="Times New Roman" w:hAnsi="Times New Roman"/>
-          <w:sz w:val="22"/>
-          <w:szCs w:val="22"/>
-        </w:rPr>
-        <w:t xml:space="preserve">One important complication is that red cell and anemia-related abnormalities can themselves distort HbA1c measurement, independent of glycemic status — a systematic review of 12 studies found iron-deficiency anemia raises HbA1c values regardless of true glycemic control [16] — a confound our project must account for, since an apparent CBC–HbA1c association could partly reflect measurement artifact rather than true glycemic risk. Finally, reflex-testing protocols that use an initial, cheap test to decide whether a costlier second test is ordered have a demonstrated track record for reducing unnecessary testing without compromising diagnostic safety, including machine-learning-based reflex protocols for laboratory ordering generally [17] and a simpler, rule-based self-assessment risk score for diabetes screening without any lab draw at all [18].</w:t>
-      </w:r>
-    </w:p>
-    <w:p>
-      <w:pPr>
-        <w:spacing w:after="160" w:line="276"/>
-      </w:pPr>
-      <w:r>
-        <w:rPr>
-          <w:rFonts w:ascii="Times New Roman" w:cs="Times New Roman" w:eastAsia="Times New Roman" w:hAnsi="Times New Roman"/>
-          <w:sz w:val="22"/>
-          <w:szCs w:val="22"/>
-        </w:rPr>
-        <w:t xml:space="preserve">The gap our project addresses is narrower than any single study above: rather than building a general-purpose diabetes risk model, we ask specifically whether CBC + demographics, applied to the publicly available NHANES cohort and evaluated at the sensitivity/NPV thresholds relevant to a skip/order decision rather than overall accuracy, can support a defensible opportunistic test-recommendation policy — directly extending the reflex-testing literature [17] with the CBC-based predictive signal established in [5]–[13].</w:t>
+        <w:t xml:space="preserve">Section 2: Background and Research Gap</w:t>
+      </w:r>
+    </w:p>
+    <w:p>
+      <w:pPr>
+        <w:spacing w:after="140" w:line="268"/>
+      </w:pPr>
+      <w:r>
+        <w:rPr>
+          <w:rFonts w:ascii="Times New Roman" w:cs="Times New Roman" w:eastAsia="Times New Roman" w:hAnsi="Times New Roman"/>
+          <w:sz w:val="22"/>
+          <w:szCs w:val="22"/>
+        </w:rPr>
+        <w:t xml:space="preserve">Diabetes affects about 589 million adults aged 20–79 worldwide, and 43% of cases are undiagnosed [2]. US data from August 2021–August 2023 shows a similar pattern: 15.8% total prevalence, 11.3% diagnosed, 4.5% undiagnosed [3], [4]. This gap, plus how routinely a CBC is already drawn (it is the single most common test at four of five referral hospitals studied [1]), motivates looking for a CBC-based signal.</w:t>
+      </w:r>
+    </w:p>
+    <w:p>
+      <w:pPr>
+        <w:spacing w:after="140" w:line="268"/>
+      </w:pPr>
+      <w:r>
+        <w:rPr>
+          <w:rFonts w:ascii="Times New Roman" w:cs="Times New Roman" w:eastAsia="Times New Roman" w:hAnsi="Times New Roman"/>
+          <w:sz w:val="22"/>
+          <w:szCs w:val="22"/>
+        </w:rPr>
+        <w:t xml:space="preserve">Several studies support this idea, each with real caveats. A 2026 study from Shenzhen University General Hospital trained several models (logistic regression, LightGBM, neural networks) on CBC features plus age, BMI, sex, and two inflammatory ratios (NLR, PLR), to flag a diabetes-risk label (HbA1c ≥5.7%, including prediabetes). The best model, LightGBM, reached AUROC 0.821 in development and 0.791 on a group tested a year later (n=70,725 / 26,650) [5]. A similar study in roughly 9,700 Iranian adults found a bootstrap-forest model worked best, with age and WBC the strongest predictors [6]. A related 2026 study, using RBC, WBC, RDW, and clinical predictors like BMI and metabolic syndrome, reported ROC-AUC 0.73 and, at a 0.20 threshold, 61.8% sensitivity, 70.7% specificity, and 88.9% NPV for new-onset diabetes [7]. This is a close precedent for the sensitivity/NPV trade-off in Section 5, though it predicts new disease in people without diabetes at baseline, a narrower population than ours.</w:t>
+      </w:r>
+    </w:p>
+    <w:p>
+      <w:pPr>
+        <w:spacing w:after="140" w:line="268"/>
+      </w:pPr>
+      <w:r>
+        <w:rPr>
+          <w:rFonts w:ascii="Times New Roman" w:cs="Times New Roman" w:eastAsia="Times New Roman" w:hAnsi="Times New Roman"/>
+          <w:sz w:val="22"/>
+          <w:szCs w:val="22"/>
+        </w:rPr>
+        <w:t xml:space="preserve">Individual CBC values show mixed support. RDW is positively associated with HbA1c in healthy adults [8], and a separate cohort found the same positive HbA1c association. That cohort also found lower RDW, not higher, predicts incident diabetes [9]. A cohort of people already diagnosed with diabetes similarly found higher RDW linked to a lower risk of poor glycemic control (OR 0.3, 95% CI 0.2–0.7) [10]. So a higher RDW tracks with higher HbA1c at a point in time, but does not consistently predict worse outcomes going forward. White blood cell count predicts incident diabetes in a 10-year Korean cohort (HR 1.55, 95% CI 1.10–2.18, n=4,211) [11] and in a 20-study meta-analysis (RR 1.61, 95% CI 1.45–1.79), though the authors note publication bias likely inflates this [12]. One 866-person cohort found the same white-cell link disappear after full adjustment, while lymphocyte count alone stayed significant (OR 1.96, 95% CI 1.13–3.37) [13]. Neutrophil-to-lymphocyte ratio was higher in both prediabetes and diabetes in a separate study; platelet-to-lymphocyte ratio showed a more complex pattern [14].</w:t>
+      </w:r>
+    </w:p>
+    <w:p>
+      <w:pPr>
+        <w:spacing w:after="140" w:line="268"/>
+      </w:pPr>
+      <w:r>
+        <w:rPr>
+          <w:rFonts w:ascii="Times New Roman" w:cs="Times New Roman" w:eastAsia="Times New Roman" w:hAnsi="Times New Roman"/>
+          <w:sz w:val="22"/>
+          <w:szCs w:val="22"/>
+        </w:rPr>
+        <w:t xml:space="preserve">Two studies set a non-lab baseline. A symptom-and-demographics model (no labs) reported 99.36% accuracy [15], high enough to warrant caution about evaluation artifacts. A closer match, using the same NHANES source we use, trained AutoML on demographic and behavioral features (no CBC) to flag undiagnosed diabetes, reaching AUROC 0.909 with 70.3% sensitivity and 92.6% NPV [16]. This is useful context, though it used an earlier NHANES cycle, adults with no prior diabetes, and a combined HbA1c/glucose/OGTT endpoint, so it is not a strict benchmark for our numbers.</w:t>
+      </w:r>
+    </w:p>
+    <w:p>
+      <w:pPr>
+        <w:spacing w:after="140" w:line="268"/>
+      </w:pPr>
+      <w:r>
+        <w:rPr>
+          <w:rFonts w:ascii="Times New Roman" w:cs="Times New Roman" w:eastAsia="Times New Roman" w:hAnsi="Times New Roman"/>
+          <w:sz w:val="22"/>
+          <w:szCs w:val="22"/>
+        </w:rPr>
+        <w:t xml:space="preserve">One complication: anemia can distort HbA1c readings on its own, regardless of true glycemic status [17], so an apparent CBC–HbA1c link could partly reflect this artifact. Reflex testing, where one cheap test decides whether a costlier second test is needed, shows feasibility promise, though our evidence here is a preprint about a different test (ferritin) and a risk-score study, neither establishing that deferring a test is clinically safe [18], [19].</w:t>
+      </w:r>
+    </w:p>
+    <w:p>
+      <w:pPr>
+        <w:spacing w:after="140" w:line="268"/>
+      </w:pPr>
+      <w:r>
+        <w:rPr>
+          <w:rFonts w:ascii="Times New Roman" w:cs="Times New Roman" w:eastAsia="Times New Roman" w:hAnsi="Times New Roman"/>
+          <w:sz w:val="22"/>
+          <w:szCs w:val="22"/>
+        </w:rPr>
+        <w:t xml:space="preserve">Our project is narrower than any study above: using CBC plus demographics on the public NHANES cohort, we estimate the added value of CBC over demographics alone and the sensitivity/NPV trade-off at several thresholds, extending the reflex-testing idea in [18] with the CBC signal in [5]–[14], without claiming this is validated enough to guide real deferral decisions.</w:t>
       </w:r>
     </w:p>
     <w:p>
       <w:pPr>
         <w:pStyle w:val="Heading2"/>
-        <w:spacing w:after="120" w:before="240"/>
+        <w:spacing w:after="100" w:before="200"/>
       </w:pPr>
       <w:r>
         <w:rPr>
@@ -279,65 +293,65 @@
           <w:sz w:val="26"/>
           <w:szCs w:val="26"/>
         </w:rPr>
-        <w:t xml:space="preserve">Section 3 — Dataset and Responsible Use</w:t>
-      </w:r>
-    </w:p>
-    <w:p>
-      <w:pPr>
-        <w:spacing w:after="160" w:line="276"/>
-      </w:pPr>
-      <w:r>
-        <w:rPr>
-          <w:rFonts w:ascii="Times New Roman" w:cs="Times New Roman" w:eastAsia="Times New Roman" w:hAnsi="Times New Roman"/>
-          <w:sz w:val="22"/>
-          <w:szCs w:val="22"/>
-        </w:rPr>
-        <w:t xml:space="preserve">Dataset identity and access. We use the National Health and Nutrition Examination Survey (NHANES), 2021–2023 cycle, administered by the National Center for Health Statistics (NCHS), a division of the U.S. Centers for Disease Control and Prevention [19]. NHANES is a nationally representative, cross-sectional survey of the non-institutionalized U.S. civilian population, combining household interviews with a standardized physical examination and laboratory blood draw at a Mobile Examination Center. All data were accessed from the public NHANES data portal (wwwn.cdc.gov/nchs/nhanes), a de-identified, public-use extract requiring no additional data use agreement.</w:t>
-      </w:r>
-    </w:p>
-    <w:p>
-      <w:pPr>
-        <w:spacing w:after="160" w:line="276"/>
-      </w:pPr>
-      <w:r>
-        <w:rPr>
-          <w:rFonts w:ascii="Times New Roman" w:cs="Times New Roman" w:eastAsia="Times New Roman" w:hAnsi="Times New Roman"/>
-          <w:sz w:val="22"/>
-          <w:szCs w:val="22"/>
-        </w:rPr>
-        <w:t xml:space="preserve">The dataset as a Methods section would describe it. We draw five linked public-use components from the 2021–2023 cycle, joined on the shared participant identifier SEQN, where one record represents one examined NHANES participant: Demographics (age, sex, race/Hispanic origin, education, income-to-poverty ratio), Complete Blood Count (white blood cell count and five-part differential, red blood cell indices, hemoglobin, hematocrit, platelet count), Fasting Plasma Glucose (collected only on a randomly assigned fasting morning-session subsample), Glycohemoglobin (HbA1c, collected on the full examined sample), and the Diabetes questionnaire (self-reported prior diagnosis). After merging on the demographics file, our preliminary pull (Section 5) contains 11,933 participants; CBC, fasting glucose, HbA1c, and diabetes-questionnaire coverage within that merged file vary substantially by component (Table 1) — a known structural feature of NHANES' two-stage subsampling design, not missing data in the usual sense.</w:t>
-      </w:r>
-    </w:p>
-    <w:p>
-      <w:pPr>
-        <w:spacing w:after="160" w:line="276"/>
-      </w:pPr>
-      <w:r>
-        <w:rPr>
-          <w:rFonts w:ascii="Times New Roman" w:cs="Times New Roman" w:eastAsia="Times New Roman" w:hAnsi="Times New Roman"/>
-          <w:sz w:val="22"/>
-          <w:szCs w:val="22"/>
-        </w:rPr>
-        <w:t xml:space="preserve">Responsible use. NHANES data are public-use, de-identified, and released explicitly for secondary research use by the U.S. government; no additional data use agreement, institutional approval, or fee is required for the components we use. Because NHANES suppresses and recodes variables that could permit re-identification (e.g., broad age top-coding, geographic masking), re-identification risk is low, but we will not attempt to link any record back to an individual, nor combine it with any outside, potentially identifying data source. All analysis will occur on the public-use extract only; NHANES' restricted-use linked files (e.g., mortality linkage) are out of scope.</w:t>
-      </w:r>
-    </w:p>
-    <w:p>
-      <w:pPr>
-        <w:spacing w:after="160" w:line="276"/>
-      </w:pPr>
-      <w:r>
-        <w:rPr>
-          <w:rFonts w:ascii="Times New Roman" w:cs="Times New Roman" w:eastAsia="Times New Roman" w:hAnsi="Times New Roman"/>
-          <w:sz w:val="22"/>
-          <w:szCs w:val="22"/>
-        </w:rPr>
-        <w:t xml:space="preserve">Known limitations and bias. NHANES is nationally representative only via complex survey weights, which our preliminary exploration (Section 5) does not yet apply — estimates reported before weighting describe our merged sample, not the US population. The fasting-glucose subsample (n = 3,672) is roughly half the HbA1c sample (n = 6,715), constraining which outcome definition is most feasible to model (Section 4). Self-reported diagnosis undercounts undiagnosed diabetes by construction. Clinical cut-points for the outcome were developed primarily in non-Hispanic white populations, so we will check whether model performance is uniform across race/ethnicity before treating any cut-point as universal.</w:t>
+        <w:t xml:space="preserve">Section 3: Dataset and Responsible Use</w:t>
+      </w:r>
+    </w:p>
+    <w:p>
+      <w:pPr>
+        <w:spacing w:after="140" w:line="268"/>
+      </w:pPr>
+      <w:r>
+        <w:rPr>
+          <w:rFonts w:ascii="Times New Roman" w:cs="Times New Roman" w:eastAsia="Times New Roman" w:hAnsi="Times New Roman"/>
+          <w:sz w:val="22"/>
+          <w:szCs w:val="22"/>
+        </w:rPr>
+        <w:t xml:space="preserve">Dataset identity and access. We use NHANES 2021–2023, a multistage, stratified, cross-sectional survey of the noninstitutionalized US population, run by NCHS/CDC [20]. It combines household interviews with a physical exam and blood draw. We downloaded all data from the public NHANES portal (wwwn.cdc.gov/nchs/nhanes); the files are de-identified and public, with no data use agreement needed.</w:t>
+      </w:r>
+    </w:p>
+    <w:p>
+      <w:pPr>
+        <w:spacing w:after="140" w:line="268"/>
+      </w:pPr>
+      <w:r>
+        <w:rPr>
+          <w:rFonts w:ascii="Times New Roman" w:cs="Times New Roman" w:eastAsia="Times New Roman" w:hAnsi="Times New Roman"/>
+          <w:sz w:val="22"/>
+          <w:szCs w:val="22"/>
+        </w:rPr>
+        <w:t xml:space="preserve">As a Methods section would describe it: the demographics file (DEMO_L) has 11,933 interviewed participants: 8,860 who completed the full exam and 3,073 who were interviewed only. We join five components by the shared participant ID, SEQN, where one record is one participant: Demographics, CBC, Fasting Plasma Glucose (a random morning subsample only), HbA1c (the examined sample), and the Diabetes questionnaire. CBC eligibility starts at age 1; HbA1c and fasting glucose start at age 12, so not every examined participant has every measurement. How many participants have each component varies a lot (Table 1). This reflects NHANES' sampling design and test eligibility, not a single simple cause.</w:t>
+      </w:r>
+    </w:p>
+    <w:p>
+      <w:pPr>
+        <w:spacing w:after="140" w:line="268"/>
+      </w:pPr>
+      <w:r>
+        <w:rPr>
+          <w:rFonts w:ascii="Times New Roman" w:cs="Times New Roman" w:eastAsia="Times New Roman" w:hAnsi="Times New Roman"/>
+          <w:sz w:val="22"/>
+          <w:szCs w:val="22"/>
+        </w:rPr>
+        <w:t xml:space="preserve">Responsible use. NHANES data is public and de-identified, meant for research like ours; the public-use files need no separate data use agreement beyond our institution's standard research requirements. NHANES already masks identifying details like exact age or location. We will not try to re-identify anyone or link records to outside data, and we will only use the public files; NHANES' restricted files (e.g., mortality linkage) are out of scope.</w:t>
+      </w:r>
+    </w:p>
+    <w:p>
+      <w:pPr>
+        <w:spacing w:after="140" w:line="268"/>
+      </w:pPr>
+      <w:r>
+        <w:rPr>
+          <w:rFonts w:ascii="Times New Roman" w:cs="Times New Roman" w:eastAsia="Times New Roman" w:hAnsi="Times New Roman"/>
+          <w:sz w:val="22"/>
+          <w:szCs w:val="22"/>
+        </w:rPr>
+        <w:t xml:space="preserve">Known limitations. We have not yet applied NHANES survey weights: CBC/HbA1c analyses need WTPH2YR, fasting-glucose analyses need WTSAF2YR with proper eligibility, and SDMVSTRA/SDMVPSU are needed for the design. Some glucose results carry a zero fasting weight, meaning the participant was not eligible for the fasting-glucose analysis even though a result exists, and we have not yet separated these from the eligible analytic sample (Table 1 note). Self-reported diagnosis undercounts undiagnosed diabetes by definition.</w:t>
       </w:r>
     </w:p>
     <w:p>
       <w:pPr>
         <w:pStyle w:val="Heading2"/>
-        <w:spacing w:after="120" w:before="240"/>
+        <w:spacing w:after="100" w:before="200"/>
       </w:pPr>
       <w:r>
         <w:rPr>
@@ -347,65 +361,65 @@
           <w:sz w:val="26"/>
           <w:szCs w:val="26"/>
         </w:rPr>
-        <w:t xml:space="preserve">Section 4 — Proposed Methods and Evaluation</w:t>
-      </w:r>
-    </w:p>
-    <w:p>
-      <w:pPr>
-        <w:spacing w:after="160" w:line="276"/>
-      </w:pPr>
-      <w:r>
-        <w:rPr>
-          <w:rFonts w:ascii="Times New Roman" w:cs="Times New Roman" w:eastAsia="Times New Roman" w:hAnsi="Times New Roman"/>
-          <w:sz w:val="22"/>
-          <w:szCs w:val="22"/>
-        </w:rPr>
-        <w:t xml:space="preserve">Variables and groups. The predictor set consists of CBC parameters (white blood cell count and differential percentages, red blood cell count, hemoglobin, hematocrit, MCV, RDW, platelet count) and demographic covariates (age, sex, race/Hispanic origin, education, income-to-poverty ratio). The candidate outcome is binary — an abnormal glycemic result — with three possible operational definitions still open at this stage: fasting glucose ≥126 mg/dL, HbA1c ≥6.5%, or self-reported prior diabetes diagnosis. This is the single most consequential open decision in our analysis plan: each definition reflects a different clinical construct (a single fasting measurement vs. chronic average glycemic control vs. a historical diagnosis), carries a different usable sample size (n = 3,657 / 6,689 / 7,592 respectively, with CBC available — Section 5), and is subject to different confounds — notably, red cell and anemia-related abnormalities can bias HbA1c measurement independent of true glycemic status [16], which argues against treating HbA1c as an unquestioned ground-truth label. We will finalize this definition in consultation with the instructional team, documenting the clinical justification and trade-offs explicitly rather than defaulting to whichever maximizes sample size.</w:t>
-      </w:r>
-    </w:p>
-    <w:p>
-      <w:pPr>
-        <w:spacing w:after="160" w:line="276"/>
-      </w:pPr>
-      <w:r>
-        <w:rPr>
-          <w:rFonts w:ascii="Times New Roman" w:cs="Times New Roman" w:eastAsia="Times New Roman" w:hAnsi="Times New Roman"/>
-          <w:sz w:val="22"/>
-          <w:szCs w:val="22"/>
-        </w:rPr>
-        <w:t xml:space="preserve">Cleaning and preprocessing. The five NHANES components are merged by SEQN with the demographics file as the base table, left-joining CBC, fasting glucose, HbA1c, and the diabetes questionnaire; because fasting glucose is collected only on a random subsample, the merge intentionally produces structural missingness rather than deleting incomplete rows. Each participant contributes exactly one row, avoiding duplication in the fit. Missingness has been characterized by variable (Section 5) and will next be characterized by demographic subgroup before finalizing an imputation strategy for CBC predictors, versus a complete-case approach for the outcome itself.</w:t>
-      </w:r>
-    </w:p>
-    <w:p>
-      <w:pPr>
-        <w:spacing w:after="160" w:line="276"/>
-      </w:pPr>
-      <w:r>
-        <w:rPr>
-          <w:rFonts w:ascii="Times New Roman" w:cs="Times New Roman" w:eastAsia="Times New Roman" w:hAnsi="Times New Roman"/>
-          <w:sz w:val="22"/>
-          <w:szCs w:val="22"/>
-        </w:rPr>
-        <w:t xml:space="preserve">Modeling and tools. We are implementing the pipeline in Python (pandas, scikit-learn), comparing logistic regression, random forest, and gradient boosting classifiers — mirroring the model families used in the closest precedent study [5]. A first exploratory version already runs end-to-end from code/01_eda_cbc_glucose_demographics.ipynb through a new code/02_baseline_model_and_figures.ipynb (Section 5), so the path from raw NHANES files to preliminary metrics is reproducible from the repository alone.</w:t>
-      </w:r>
-    </w:p>
-    <w:p>
-      <w:pPr>
-        <w:spacing w:after="160" w:line="276"/>
-      </w:pPr>
-      <w:r>
-        <w:rPr>
-          <w:rFonts w:ascii="Times New Roman" w:cs="Times New Roman" w:eastAsia="Times New Roman" w:hAnsi="Times New Roman"/>
-          <w:sz w:val="22"/>
-          <w:szCs w:val="22"/>
-        </w:rPr>
-        <w:t xml:space="preserve">Evaluation and avoiding misleading results. Because an unnecessary glucose test is inexpensive relative to the harm of a missed diagnosis, we evaluate models at multiple decision thresholds and report sensitivity and NPV at each rather than a single accuracy or AUROC figure — a first exploratory pass is already in Section 5, directly comparable to the benchmark in [15]. A demographics-only ablation, motivated by [14] and [15], is likewise already implemented and will be refined with full cross-validation for the final report. Going forward we will (a) keep evaluation at the one-row-per-participant level set at merge time, so no participant's data leaks across folds, (b) use stratified k-fold cross-validation with the full preprocessing pipeline refit within each fold, and (c) report bootstrap or cross-validation confidence intervals rather than a single point estimate, so the variability from our modest sample size (Section 3) is visible. We will also benchmark the reduction in unnecessary glucose orders against an order-for-everyone baseline, following the reflex-testing cost framing in [1], [17].</w:t>
+        <w:t xml:space="preserve">Section 4: Proposed Methods and Evaluation</w:t>
+      </w:r>
+    </w:p>
+    <w:p>
+      <w:pPr>
+        <w:spacing w:after="140" w:line="268"/>
+      </w:pPr>
+      <w:r>
+        <w:rPr>
+          <w:rFonts w:ascii="Times New Roman" w:cs="Times New Roman" w:eastAsia="Times New Roman" w:hAnsi="Times New Roman"/>
+          <w:sz w:val="22"/>
+          <w:szCs w:val="22"/>
+        </w:rPr>
+        <w:t xml:space="preserve">Variables and groups. Predictors are CBC values (WBC and its breakdown, RBC, hemoglobin, hematocrit, MCV, RDW, platelet count) plus demographics (age, sex, race/ethnicity, education, income-to-poverty ratio). Our primary outcome is a diabetes-range HbA1c result (≥6.5%); we report eligible fasting glucose (≥126 mg/dL) as a secondary check, since red-cell effects can bias HbA1c independent of true glycemic status [17]. Self-reported diagnosis will define eligibility and stratify results, not serve as an interchangeable third outcome: in our data, 78.8% of participants with a diabetes-range HbA1c already report a prior diagnosis, so a model built on this label currently distinguishes known from unknown cases more than it screens for new ones. We will finalize the intended population (e.g., adults only, no prior diagnosis) before the final report; the current exploratory model includes participants as young as 12 and both diagnosed and undiagnosed cases.</w:t>
+      </w:r>
+    </w:p>
+    <w:p>
+      <w:pPr>
+        <w:spacing w:after="140" w:line="268"/>
+      </w:pPr>
+      <w:r>
+        <w:rPr>
+          <w:rFonts w:ascii="Times New Roman" w:cs="Times New Roman" w:eastAsia="Times New Roman" w:hAnsi="Times New Roman"/>
+          <w:sz w:val="22"/>
+          <w:szCs w:val="22"/>
+        </w:rPr>
+        <w:t xml:space="preserve">Cleaning and preprocessing. We merge the five files by SEQN, starting from demographics and left-joining CBC, fasting glucose, HbA1c, and the questionnaire. Fasting glucose's subsample design makes missingness there structural, not an error. Each participant appears once. Race/ethnicity and education are currently passed to the models as raw numeric codes, which imposes an artificial ordering; we will fix this with proper categorical encoding, fit within each training fold, before the final report.</w:t>
+      </w:r>
+    </w:p>
+    <w:p>
+      <w:pPr>
+        <w:spacing w:after="140" w:line="268"/>
+      </w:pPr>
+      <w:r>
+        <w:rPr>
+          <w:rFonts w:ascii="Times New Roman" w:cs="Times New Roman" w:eastAsia="Times New Roman" w:hAnsi="Times New Roman"/>
+          <w:sz w:val="22"/>
+          <w:szCs w:val="22"/>
+        </w:rPr>
+        <w:t xml:space="preserve">Modeling and tools. We use Python (pandas, scikit-learn), comparing logistic regression, random forest, and gradient boosting, the same families used in [5]. A first working version runs end-to-end in code/01_eda_cbc_glucose_demographics.ipynb and code/02_baseline_model_and_figures.ipynb (Section 5), run from inside the code/ directory, reproducible from the repository alone.</w:t>
+      </w:r>
+    </w:p>
+    <w:p>
+      <w:pPr>
+        <w:spacing w:after="140" w:line="268"/>
+      </w:pPr>
+      <w:r>
+        <w:rPr>
+          <w:rFonts w:ascii="Times New Roman" w:cs="Times New Roman" w:eastAsia="Times New Roman" w:hAnsi="Times New Roman"/>
+          <w:sz w:val="22"/>
+          <w:szCs w:val="22"/>
+        </w:rPr>
+        <w:t xml:space="preserve">Evaluation. We judge models by sensitivity and NPV at several thresholds rather than a single accuracy or AUROC number, since missing a diagnosis matters more than an unnecessary test, similar in spirit to the operating-point approach in [7] and [16]. A first version is already in Section 5. We will report tests flagged and deferred together with the positive cases each threshold misses, rather than quoting NPV alone: a high NPV with low sensitivity mainly reflects how few participants are positive, not a safe deferral policy. Next, we will add stratified k-fold cross-validation with the pipeline refit per fold, design-aware confidence intervals, calibration checks, and a comparison against a simple age-only rule, before treating any threshold as a real recommendation. We will also compare the reduction in unnecessary glucose orders against an order-for-everyone baseline, following the reflex-testing framing in [18], while being clear this does not yet establish real-world cost or safety.</w:t>
       </w:r>
     </w:p>
     <w:p>
       <w:pPr>
         <w:pStyle w:val="Heading2"/>
-        <w:spacing w:after="120" w:before="240"/>
+        <w:spacing w:after="100" w:before="200"/>
       </w:pPr>
       <w:r>
         <w:rPr>
@@ -415,25 +429,25 @@
           <w:sz w:val="26"/>
           <w:szCs w:val="26"/>
         </w:rPr>
-        <w:t xml:space="preserve">Section 5 — Preliminary Results</w:t>
-      </w:r>
-    </w:p>
-    <w:p>
-      <w:pPr>
-        <w:spacing w:after="160" w:line="276"/>
-      </w:pPr>
-      <w:r>
-        <w:rPr>
-          <w:rFonts w:ascii="Times New Roman" w:cs="Times New Roman" w:eastAsia="Times New Roman" w:hAnsi="Times New Roman"/>
-          <w:sz w:val="22"/>
-          <w:szCs w:val="22"/>
-        </w:rPr>
-        <w:t xml:space="preserve">Table 1 summarizes the usable sample size by candidate outcome definition, and Figure 1 reports a first exploratory baseline model fit on the merged NHANES 2021–2023 extract (11,933 participants total; 7,593, or 63.6%, have CBC data).</w:t>
-      </w:r>
-    </w:p>
-    <w:p>
-      <w:pPr>
-        <w:spacing w:after="100" w:line="276"/>
+        <w:t xml:space="preserve">Section 5: Preliminary Results</w:t>
+      </w:r>
+    </w:p>
+    <w:p>
+      <w:pPr>
+        <w:spacing w:after="140" w:line="268"/>
+      </w:pPr>
+      <w:r>
+        <w:rPr>
+          <w:rFonts w:ascii="Times New Roman" w:cs="Times New Roman" w:eastAsia="Times New Roman" w:hAnsi="Times New Roman"/>
+          <w:sz w:val="22"/>
+          <w:szCs w:val="22"/>
+        </w:rPr>
+        <w:t xml:space="preserve">Table 1 shows how many participants have each measurement in our merged NHANES 2021–2023 file (11,933 total). These are raw measurement counts, not yet restricted to each analysis's proper eligibility. For example, 311 of the 3,672 measured glucose results carry a zero fasting-sample weight and are not eligible for the fasting-glucose analysis, leaving about 3,361 eligible.</w:t>
+      </w:r>
+    </w:p>
+    <w:p>
+      <w:pPr>
+        <w:spacing w:after="90" w:line="268"/>
       </w:pPr>
       <w:r>
         <w:rPr>
@@ -443,7 +457,7 @@
           <w:sz w:val="22"/>
           <w:szCs w:val="22"/>
         </w:rPr>
-        <w:t xml:space="preserve">Table 1. Usable sample size by candidate outcome definition.</w:t>
+        <w:t xml:space="preserve">Table 1. Measurement availability in the merged file.</w:t>
       </w:r>
     </w:p>
     <w:tbl>
@@ -473,10 +487,10 @@
             <w:tcW w:type="dxa" w:w="3200"/>
             <w:shd w:fill="D9D9D9" w:color="auto" w:val="clear"/>
             <w:tcMar>
-              <w:top w:type="dxa" w:w="60"/>
-              <w:left w:type="dxa" w:w="100"/>
-              <w:bottom w:type="dxa" w:w="60"/>
-              <w:right w:type="dxa" w:w="100"/>
+              <w:top w:type="dxa" w:w="50"/>
+              <w:left w:type="dxa" w:w="90"/>
+              <w:bottom w:type="dxa" w:w="50"/>
+              <w:right w:type="dxa" w:w="90"/>
             </w:tcMar>
           </w:tcPr>
           <w:p>
@@ -485,10 +499,10 @@
                 <w:rFonts w:ascii="Times New Roman" w:cs="Times New Roman" w:eastAsia="Times New Roman" w:hAnsi="Times New Roman"/>
                 <w:b/>
                 <w:bCs/>
-                <w:sz w:val="20"/>
-                <w:szCs w:val="20"/>
+                <w:sz w:val="19"/>
+                <w:szCs w:val="19"/>
               </w:rPr>
-              <w:t xml:space="preserve">Outcome definition</w:t>
+              <w:t xml:space="preserve">Measurement</w:t>
             </w:r>
           </w:p>
         </w:tc>
@@ -497,10 +511,10 @@
             <w:tcW w:type="dxa" w:w="1800"/>
             <w:shd w:fill="D9D9D9" w:color="auto" w:val="clear"/>
             <w:tcMar>
-              <w:top w:type="dxa" w:w="60"/>
-              <w:left w:type="dxa" w:w="100"/>
-              <w:bottom w:type="dxa" w:w="60"/>
-              <w:right w:type="dxa" w:w="100"/>
+              <w:top w:type="dxa" w:w="50"/>
+              <w:left w:type="dxa" w:w="90"/>
+              <w:bottom w:type="dxa" w:w="50"/>
+              <w:right w:type="dxa" w:w="90"/>
             </w:tcMar>
           </w:tcPr>
           <w:p>
@@ -509,10 +523,10 @@
                 <w:rFonts w:ascii="Times New Roman" w:cs="Times New Roman" w:eastAsia="Times New Roman" w:hAnsi="Times New Roman"/>
                 <w:b/>
                 <w:bCs/>
-                <w:sz w:val="20"/>
-                <w:szCs w:val="20"/>
+                <w:sz w:val="19"/>
+                <w:szCs w:val="19"/>
               </w:rPr>
-              <w:t xml:space="preserve">n available</w:t>
+              <w:t xml:space="preserve">n measured</w:t>
             </w:r>
           </w:p>
         </w:tc>
@@ -521,10 +535,10 @@
             <w:tcW w:type="dxa" w:w="2600"/>
             <w:shd w:fill="D9D9D9" w:color="auto" w:val="clear"/>
             <w:tcMar>
-              <w:top w:type="dxa" w:w="60"/>
-              <w:left w:type="dxa" w:w="100"/>
-              <w:bottom w:type="dxa" w:w="60"/>
-              <w:right w:type="dxa" w:w="100"/>
+              <w:top w:type="dxa" w:w="50"/>
+              <w:left w:type="dxa" w:w="90"/>
+              <w:bottom w:type="dxa" w:w="50"/>
+              <w:right w:type="dxa" w:w="90"/>
             </w:tcMar>
           </w:tcPr>
           <w:p>
@@ -533,10 +547,10 @@
                 <w:rFonts w:ascii="Times New Roman" w:cs="Times New Roman" w:eastAsia="Times New Roman" w:hAnsi="Times New Roman"/>
                 <w:b/>
                 <w:bCs/>
-                <w:sz w:val="20"/>
-                <w:szCs w:val="20"/>
+                <w:sz w:val="19"/>
+                <w:szCs w:val="19"/>
               </w:rPr>
-              <w:t xml:space="preserve">% of merged sample</w:t>
+              <w:t xml:space="preserve">% of merged file</w:t>
             </w:r>
           </w:p>
         </w:tc>
@@ -545,10 +559,10 @@
             <w:tcW w:type="dxa" w:w="2600"/>
             <w:shd w:fill="D9D9D9" w:color="auto" w:val="clear"/>
             <w:tcMar>
-              <w:top w:type="dxa" w:w="60"/>
-              <w:left w:type="dxa" w:w="100"/>
-              <w:bottom w:type="dxa" w:w="60"/>
-              <w:right w:type="dxa" w:w="100"/>
+              <w:top w:type="dxa" w:w="50"/>
+              <w:left w:type="dxa" w:w="90"/>
+              <w:bottom w:type="dxa" w:w="50"/>
+              <w:right w:type="dxa" w:w="90"/>
             </w:tcMar>
           </w:tcPr>
           <w:p>
@@ -557,10 +571,10 @@
                 <w:rFonts w:ascii="Times New Roman" w:cs="Times New Roman" w:eastAsia="Times New Roman" w:hAnsi="Times New Roman"/>
                 <w:b/>
                 <w:bCs/>
-                <w:sz w:val="20"/>
-                <w:szCs w:val="20"/>
+                <w:sz w:val="19"/>
+                <w:szCs w:val="19"/>
               </w:rPr>
-              <w:t xml:space="preserve">n with CBC + label</w:t>
+              <w:t xml:space="preserve">n with CBC too</w:t>
             </w:r>
           </w:p>
         </w:tc>
@@ -570,18 +584,18 @@
           <w:tcPr>
             <w:tcW w:type="dxa" w:w="3200"/>
             <w:tcMar>
-              <w:top w:type="dxa" w:w="60"/>
-              <w:left w:type="dxa" w:w="100"/>
-              <w:bottom w:type="dxa" w:w="60"/>
-              <w:right w:type="dxa" w:w="100"/>
+              <w:top w:type="dxa" w:w="50"/>
+              <w:left w:type="dxa" w:w="90"/>
+              <w:bottom w:type="dxa" w:w="50"/>
+              <w:right w:type="dxa" w:w="90"/>
             </w:tcMar>
           </w:tcPr>
           <w:p>
             <w:r>
               <w:rPr>
                 <w:rFonts w:ascii="Times New Roman" w:cs="Times New Roman" w:eastAsia="Times New Roman" w:hAnsi="Times New Roman"/>
-                <w:sz w:val="20"/>
-                <w:szCs w:val="20"/>
+                <w:sz w:val="19"/>
+                <w:szCs w:val="19"/>
               </w:rPr>
               <w:t xml:space="preserve">CBC panel</w:t>
             </w:r>
@@ -591,18 +605,18 @@
           <w:tcPr>
             <w:tcW w:type="dxa" w:w="1800"/>
             <w:tcMar>
-              <w:top w:type="dxa" w:w="60"/>
-              <w:left w:type="dxa" w:w="100"/>
-              <w:bottom w:type="dxa" w:w="60"/>
-              <w:right w:type="dxa" w:w="100"/>
+              <w:top w:type="dxa" w:w="50"/>
+              <w:left w:type="dxa" w:w="90"/>
+              <w:bottom w:type="dxa" w:w="50"/>
+              <w:right w:type="dxa" w:w="90"/>
             </w:tcMar>
           </w:tcPr>
           <w:p>
             <w:r>
               <w:rPr>
                 <w:rFonts w:ascii="Times New Roman" w:cs="Times New Roman" w:eastAsia="Times New Roman" w:hAnsi="Times New Roman"/>
-                <w:sz w:val="20"/>
-                <w:szCs w:val="20"/>
+                <w:sz w:val="19"/>
+                <w:szCs w:val="19"/>
               </w:rPr>
               <w:t xml:space="preserve">7,593</w:t>
             </w:r>
@@ -612,18 +626,18 @@
           <w:tcPr>
             <w:tcW w:type="dxa" w:w="2600"/>
             <w:tcMar>
-              <w:top w:type="dxa" w:w="60"/>
-              <w:left w:type="dxa" w:w="100"/>
-              <w:bottom w:type="dxa" w:w="60"/>
-              <w:right w:type="dxa" w:w="100"/>
+              <w:top w:type="dxa" w:w="50"/>
+              <w:left w:type="dxa" w:w="90"/>
+              <w:bottom w:type="dxa" w:w="50"/>
+              <w:right w:type="dxa" w:w="90"/>
             </w:tcMar>
           </w:tcPr>
           <w:p>
             <w:r>
               <w:rPr>
                 <w:rFonts w:ascii="Times New Roman" w:cs="Times New Roman" w:eastAsia="Times New Roman" w:hAnsi="Times New Roman"/>
-                <w:sz w:val="20"/>
-                <w:szCs w:val="20"/>
+                <w:sz w:val="19"/>
+                <w:szCs w:val="19"/>
               </w:rPr>
               <w:t xml:space="preserve">63.6%</w:t>
             </w:r>
@@ -633,20 +647,20 @@
           <w:tcPr>
             <w:tcW w:type="dxa" w:w="2600"/>
             <w:tcMar>
-              <w:top w:type="dxa" w:w="60"/>
-              <w:left w:type="dxa" w:w="100"/>
-              <w:bottom w:type="dxa" w:w="60"/>
-              <w:right w:type="dxa" w:w="100"/>
+              <w:top w:type="dxa" w:w="50"/>
+              <w:left w:type="dxa" w:w="90"/>
+              <w:bottom w:type="dxa" w:w="50"/>
+              <w:right w:type="dxa" w:w="90"/>
             </w:tcMar>
           </w:tcPr>
           <w:p>
             <w:r>
               <w:rPr>
                 <w:rFonts w:ascii="Times New Roman" w:cs="Times New Roman" w:eastAsia="Times New Roman" w:hAnsi="Times New Roman"/>
-                <w:sz w:val="20"/>
-                <w:szCs w:val="20"/>
+                <w:sz w:val="19"/>
+                <w:szCs w:val="19"/>
               </w:rPr>
-              <w:t xml:space="preserve">—</w:t>
+              <w:t xml:space="preserve">N/A</w:t>
             </w:r>
           </w:p>
         </w:tc>
@@ -656,18 +670,18 @@
           <w:tcPr>
             <w:tcW w:type="dxa" w:w="3200"/>
             <w:tcMar>
-              <w:top w:type="dxa" w:w="60"/>
-              <w:left w:type="dxa" w:w="100"/>
-              <w:bottom w:type="dxa" w:w="60"/>
-              <w:right w:type="dxa" w:w="100"/>
+              <w:top w:type="dxa" w:w="50"/>
+              <w:left w:type="dxa" w:w="90"/>
+              <w:bottom w:type="dxa" w:w="50"/>
+              <w:right w:type="dxa" w:w="90"/>
             </w:tcMar>
           </w:tcPr>
           <w:p>
             <w:r>
               <w:rPr>
                 <w:rFonts w:ascii="Times New Roman" w:cs="Times New Roman" w:eastAsia="Times New Roman" w:hAnsi="Times New Roman"/>
-                <w:sz w:val="20"/>
-                <w:szCs w:val="20"/>
+                <w:sz w:val="19"/>
+                <w:szCs w:val="19"/>
               </w:rPr>
               <w:t xml:space="preserve">Fasting glucose</w:t>
             </w:r>
@@ -677,18 +691,18 @@
           <w:tcPr>
             <w:tcW w:type="dxa" w:w="1800"/>
             <w:tcMar>
-              <w:top w:type="dxa" w:w="60"/>
-              <w:left w:type="dxa" w:w="100"/>
-              <w:bottom w:type="dxa" w:w="60"/>
-              <w:right w:type="dxa" w:w="100"/>
+              <w:top w:type="dxa" w:w="50"/>
+              <w:left w:type="dxa" w:w="90"/>
+              <w:bottom w:type="dxa" w:w="50"/>
+              <w:right w:type="dxa" w:w="90"/>
             </w:tcMar>
           </w:tcPr>
           <w:p>
             <w:r>
               <w:rPr>
                 <w:rFonts w:ascii="Times New Roman" w:cs="Times New Roman" w:eastAsia="Times New Roman" w:hAnsi="Times New Roman"/>
-                <w:sz w:val="20"/>
-                <w:szCs w:val="20"/>
+                <w:sz w:val="19"/>
+                <w:szCs w:val="19"/>
               </w:rPr>
               <w:t xml:space="preserve">3,672</w:t>
             </w:r>
@@ -698,18 +712,18 @@
           <w:tcPr>
             <w:tcW w:type="dxa" w:w="2600"/>
             <w:tcMar>
-              <w:top w:type="dxa" w:w="60"/>
-              <w:left w:type="dxa" w:w="100"/>
-              <w:bottom w:type="dxa" w:w="60"/>
-              <w:right w:type="dxa" w:w="100"/>
+              <w:top w:type="dxa" w:w="50"/>
+              <w:left w:type="dxa" w:w="90"/>
+              <w:bottom w:type="dxa" w:w="50"/>
+              <w:right w:type="dxa" w:w="90"/>
             </w:tcMar>
           </w:tcPr>
           <w:p>
             <w:r>
               <w:rPr>
                 <w:rFonts w:ascii="Times New Roman" w:cs="Times New Roman" w:eastAsia="Times New Roman" w:hAnsi="Times New Roman"/>
-                <w:sz w:val="20"/>
-                <w:szCs w:val="20"/>
+                <w:sz w:val="19"/>
+                <w:szCs w:val="19"/>
               </w:rPr>
               <w:t xml:space="preserve">30.8%</w:t>
             </w:r>
@@ -719,18 +733,18 @@
           <w:tcPr>
             <w:tcW w:type="dxa" w:w="2600"/>
             <w:tcMar>
-              <w:top w:type="dxa" w:w="60"/>
-              <w:left w:type="dxa" w:w="100"/>
-              <w:bottom w:type="dxa" w:w="60"/>
-              <w:right w:type="dxa" w:w="100"/>
+              <w:top w:type="dxa" w:w="50"/>
+              <w:left w:type="dxa" w:w="90"/>
+              <w:bottom w:type="dxa" w:w="50"/>
+              <w:right w:type="dxa" w:w="90"/>
             </w:tcMar>
           </w:tcPr>
           <w:p>
             <w:r>
               <w:rPr>
                 <w:rFonts w:ascii="Times New Roman" w:cs="Times New Roman" w:eastAsia="Times New Roman" w:hAnsi="Times New Roman"/>
-                <w:sz w:val="20"/>
-                <w:szCs w:val="20"/>
+                <w:sz w:val="19"/>
+                <w:szCs w:val="19"/>
               </w:rPr>
               <w:t xml:space="preserve">3,657</w:t>
             </w:r>
@@ -742,18 +756,18 @@
           <w:tcPr>
             <w:tcW w:type="dxa" w:w="3200"/>
             <w:tcMar>
-              <w:top w:type="dxa" w:w="60"/>
-              <w:left w:type="dxa" w:w="100"/>
-              <w:bottom w:type="dxa" w:w="60"/>
-              <w:right w:type="dxa" w:w="100"/>
+              <w:top w:type="dxa" w:w="50"/>
+              <w:left w:type="dxa" w:w="90"/>
+              <w:bottom w:type="dxa" w:w="50"/>
+              <w:right w:type="dxa" w:w="90"/>
             </w:tcMar>
           </w:tcPr>
           <w:p>
             <w:r>
               <w:rPr>
                 <w:rFonts w:ascii="Times New Roman" w:cs="Times New Roman" w:eastAsia="Times New Roman" w:hAnsi="Times New Roman"/>
-                <w:sz w:val="20"/>
-                <w:szCs w:val="20"/>
+                <w:sz w:val="19"/>
+                <w:szCs w:val="19"/>
               </w:rPr>
               <w:t xml:space="preserve">HbA1c</w:t>
             </w:r>
@@ -763,18 +777,18 @@
           <w:tcPr>
             <w:tcW w:type="dxa" w:w="1800"/>
             <w:tcMar>
-              <w:top w:type="dxa" w:w="60"/>
-              <w:left w:type="dxa" w:w="100"/>
-              <w:bottom w:type="dxa" w:w="60"/>
-              <w:right w:type="dxa" w:w="100"/>
+              <w:top w:type="dxa" w:w="50"/>
+              <w:left w:type="dxa" w:w="90"/>
+              <w:bottom w:type="dxa" w:w="50"/>
+              <w:right w:type="dxa" w:w="90"/>
             </w:tcMar>
           </w:tcPr>
           <w:p>
             <w:r>
               <w:rPr>
                 <w:rFonts w:ascii="Times New Roman" w:cs="Times New Roman" w:eastAsia="Times New Roman" w:hAnsi="Times New Roman"/>
-                <w:sz w:val="20"/>
-                <w:szCs w:val="20"/>
+                <w:sz w:val="19"/>
+                <w:szCs w:val="19"/>
               </w:rPr>
               <w:t xml:space="preserve">6,715</w:t>
             </w:r>
@@ -784,18 +798,18 @@
           <w:tcPr>
             <w:tcW w:type="dxa" w:w="2600"/>
             <w:tcMar>
-              <w:top w:type="dxa" w:w="60"/>
-              <w:left w:type="dxa" w:w="100"/>
-              <w:bottom w:type="dxa" w:w="60"/>
-              <w:right w:type="dxa" w:w="100"/>
+              <w:top w:type="dxa" w:w="50"/>
+              <w:left w:type="dxa" w:w="90"/>
+              <w:bottom w:type="dxa" w:w="50"/>
+              <w:right w:type="dxa" w:w="90"/>
             </w:tcMar>
           </w:tcPr>
           <w:p>
             <w:r>
               <w:rPr>
                 <w:rFonts w:ascii="Times New Roman" w:cs="Times New Roman" w:eastAsia="Times New Roman" w:hAnsi="Times New Roman"/>
-                <w:sz w:val="20"/>
-                <w:szCs w:val="20"/>
+                <w:sz w:val="19"/>
+                <w:szCs w:val="19"/>
               </w:rPr>
               <w:t xml:space="preserve">56.3%</w:t>
             </w:r>
@@ -805,18 +819,18 @@
           <w:tcPr>
             <w:tcW w:type="dxa" w:w="2600"/>
             <w:tcMar>
-              <w:top w:type="dxa" w:w="60"/>
-              <w:left w:type="dxa" w:w="100"/>
-              <w:bottom w:type="dxa" w:w="60"/>
-              <w:right w:type="dxa" w:w="100"/>
+              <w:top w:type="dxa" w:w="50"/>
+              <w:left w:type="dxa" w:w="90"/>
+              <w:bottom w:type="dxa" w:w="50"/>
+              <w:right w:type="dxa" w:w="90"/>
             </w:tcMar>
           </w:tcPr>
           <w:p>
             <w:r>
               <w:rPr>
                 <w:rFonts w:ascii="Times New Roman" w:cs="Times New Roman" w:eastAsia="Times New Roman" w:hAnsi="Times New Roman"/>
-                <w:sz w:val="20"/>
-                <w:szCs w:val="20"/>
+                <w:sz w:val="19"/>
+                <w:szCs w:val="19"/>
               </w:rPr>
               <w:t xml:space="preserve">6,689</w:t>
             </w:r>
@@ -828,18 +842,18 @@
           <w:tcPr>
             <w:tcW w:type="dxa" w:w="3200"/>
             <w:tcMar>
-              <w:top w:type="dxa" w:w="60"/>
-              <w:left w:type="dxa" w:w="100"/>
-              <w:bottom w:type="dxa" w:w="60"/>
-              <w:right w:type="dxa" w:w="100"/>
+              <w:top w:type="dxa" w:w="50"/>
+              <w:left w:type="dxa" w:w="90"/>
+              <w:bottom w:type="dxa" w:w="50"/>
+              <w:right w:type="dxa" w:w="90"/>
             </w:tcMar>
           </w:tcPr>
           <w:p>
             <w:r>
               <w:rPr>
                 <w:rFonts w:ascii="Times New Roman" w:cs="Times New Roman" w:eastAsia="Times New Roman" w:hAnsi="Times New Roman"/>
-                <w:sz w:val="20"/>
-                <w:szCs w:val="20"/>
+                <w:sz w:val="19"/>
+                <w:szCs w:val="19"/>
               </w:rPr>
               <w:t xml:space="preserve">Self-reported diabetes</w:t>
             </w:r>
@@ -849,18 +863,18 @@
           <w:tcPr>
             <w:tcW w:type="dxa" w:w="1800"/>
             <w:tcMar>
-              <w:top w:type="dxa" w:w="60"/>
-              <w:left w:type="dxa" w:w="100"/>
-              <w:bottom w:type="dxa" w:w="60"/>
-              <w:right w:type="dxa" w:w="100"/>
+              <w:top w:type="dxa" w:w="50"/>
+              <w:left w:type="dxa" w:w="90"/>
+              <w:bottom w:type="dxa" w:w="50"/>
+              <w:right w:type="dxa" w:w="90"/>
             </w:tcMar>
           </w:tcPr>
           <w:p>
             <w:r>
               <w:rPr>
                 <w:rFonts w:ascii="Times New Roman" w:cs="Times New Roman" w:eastAsia="Times New Roman" w:hAnsi="Times New Roman"/>
-                <w:sz w:val="20"/>
-                <w:szCs w:val="20"/>
+                <w:sz w:val="19"/>
+                <w:szCs w:val="19"/>
               </w:rPr>
               <w:t xml:space="preserve">11,736</w:t>
             </w:r>
@@ -870,18 +884,18 @@
           <w:tcPr>
             <w:tcW w:type="dxa" w:w="2600"/>
             <w:tcMar>
-              <w:top w:type="dxa" w:w="60"/>
-              <w:left w:type="dxa" w:w="100"/>
-              <w:bottom w:type="dxa" w:w="60"/>
-              <w:right w:type="dxa" w:w="100"/>
+              <w:top w:type="dxa" w:w="50"/>
+              <w:left w:type="dxa" w:w="90"/>
+              <w:bottom w:type="dxa" w:w="50"/>
+              <w:right w:type="dxa" w:w="90"/>
             </w:tcMar>
           </w:tcPr>
           <w:p>
             <w:r>
               <w:rPr>
                 <w:rFonts w:ascii="Times New Roman" w:cs="Times New Roman" w:eastAsia="Times New Roman" w:hAnsi="Times New Roman"/>
-                <w:sz w:val="20"/>
-                <w:szCs w:val="20"/>
+                <w:sz w:val="19"/>
+                <w:szCs w:val="19"/>
               </w:rPr>
               <w:t xml:space="preserve">98.3%</w:t>
             </w:r>
@@ -891,18 +905,18 @@
           <w:tcPr>
             <w:tcW w:type="dxa" w:w="2600"/>
             <w:tcMar>
-              <w:top w:type="dxa" w:w="60"/>
-              <w:left w:type="dxa" w:w="100"/>
-              <w:bottom w:type="dxa" w:w="60"/>
-              <w:right w:type="dxa" w:w="100"/>
+              <w:top w:type="dxa" w:w="50"/>
+              <w:left w:type="dxa" w:w="90"/>
+              <w:bottom w:type="dxa" w:w="50"/>
+              <w:right w:type="dxa" w:w="90"/>
             </w:tcMar>
           </w:tcPr>
           <w:p>
             <w:r>
               <w:rPr>
                 <w:rFonts w:ascii="Times New Roman" w:cs="Times New Roman" w:eastAsia="Times New Roman" w:hAnsi="Times New Roman"/>
-                <w:sz w:val="20"/>
-                <w:szCs w:val="20"/>
+                <w:sz w:val="19"/>
+                <w:szCs w:val="19"/>
               </w:rPr>
               <w:t xml:space="preserve">7,592</w:t>
             </w:r>
@@ -912,54 +926,52 @@
     </w:tbl>
     <w:p>
       <w:pPr>
-        <w:spacing w:after="160" w:line="276"/>
-      </w:pPr>
-      <w:r>
-        <w:rPr>
-          <w:rFonts w:ascii="Times New Roman" w:cs="Times New Roman" w:eastAsia="Times New Roman" w:hAnsi="Times New Roman"/>
-          <w:i/>
-          <w:iCs/>
-          <w:sz w:val="20"/>
-          <w:szCs w:val="20"/>
-        </w:rPr>
-        <w:t xml:space="preserve">Note: the "n with CBC + label" column uses WBC presence as a proxy for CBC availability; the baseline model below requires all 12 individual CBC predictor columns present, giving a slightly smaller HbA1c modeling sample (n = 6,678 vs. 6,689 above).</w:t>
-      </w:r>
-    </w:p>
-    <w:p>
-      <w:pPr>
-        <w:spacing w:after="160" w:line="276"/>
-      </w:pPr>
-      <w:r>
-        <w:rPr>
-          <w:rFonts w:ascii="Times New Roman" w:cs="Times New Roman" w:eastAsia="Times New Roman" w:hAnsi="Times New Roman"/>
-          <w:sz w:val="22"/>
-          <w:szCs w:val="22"/>
-        </w:rPr>
-        <w:t xml:space="preserve">As a first look at the data (full distributions in code/01_eda_cbc_glucose_demographics.ipynb), CBC predictor values shift with HbA1c-defined glycemic status in the direction the literature above predicts for at least two parameters — white blood cell count and RDW both trend upward from normal to diabetes status — though the separation is modest relative to within-group spread, consistent with the mixed-strength associations reported in Section 2.</w:t>
-      </w:r>
-    </w:p>
-    <w:p>
-      <w:pPr>
-        <w:spacing w:after="160" w:line="276"/>
-      </w:pPr>
-      <w:r>
-        <w:rPr>
-          <w:rFonts w:ascii="Times New Roman" w:cs="Times New Roman" w:eastAsia="Times New Roman" w:hAnsi="Times New Roman"/>
-          <w:sz w:val="22"/>
-          <w:szCs w:val="22"/>
-        </w:rPr>
-        <w:t xml:space="preserve">As a more direct test of the research question, code/02_baseline_model_and_figures.ipynb fits three classifiers on the subset with a complete CBC panel and HbA1c (n = 6,678; 717, or 10.7%, meet an HbA1c ≥ 6.5% exploratory label), on a 75/25 stratified train/test split (5,008 / 1,670): a demographics-only logistic regression, a CBC+demographics logistic regression, and a CBC+demographics random forest. Test-set AUROC rose from 0.743 (demographics only) to 0.783 (logistic, CBC+demographics) to 0.811 (random forest, CBC+demographics) — Figure 1 — direct evidence from our own data that CBC adds predictive value over demographics alone, matching the direction of the NHANES-based benchmark in [15]. For the random forest, NPV stayed high (89–99%) across every threshold tested; e.g., at a threshold flagging 450 of 1,670 test participants (27%), sensitivity was 68.7%, specificity 78.1%, and NPV 95.4% (full table in the notebook).</w:t>
-      </w:r>
-    </w:p>
-    <w:p>
-      <w:pPr>
-        <w:spacing w:after="60" w:before="120"/>
+        <w:spacing w:after="140" w:line="268"/>
+      </w:pPr>
+      <w:r>
+        <w:rPr>
+          <w:rFonts w:ascii="Times New Roman" w:cs="Times New Roman" w:eastAsia="Times New Roman" w:hAnsi="Times New Roman"/>
+          <w:sz w:val="22"/>
+          <w:szCs w:val="22"/>
+        </w:rPr>
+        <w:t xml:space="preserve"/>
+      </w:r>
+    </w:p>
+    <w:p>
+      <w:pPr>
+        <w:spacing w:after="140" w:line="268"/>
+      </w:pPr>
+      <w:r>
+        <w:rPr>
+          <w:rFonts w:ascii="Times New Roman" w:cs="Times New Roman" w:eastAsia="Times New Roman" w:hAnsi="Times New Roman"/>
+          <w:sz w:val="22"/>
+          <w:szCs w:val="22"/>
+        </w:rPr>
+        <w:t xml:space="preserve">Two CBC values move the way Section 2 predicts: WBC and RDW both trend upward from normal to diabetes-range HbA1c status, though the difference is modest next to the spread within each group (full charts in notebook 01).</w:t>
+      </w:r>
+    </w:p>
+    <w:p>
+      <w:pPr>
+        <w:spacing w:after="140" w:line="268"/>
+      </w:pPr>
+      <w:r>
+        <w:rPr>
+          <w:rFonts w:ascii="Times New Roman" w:cs="Times New Roman" w:eastAsia="Times New Roman" w:hAnsi="Times New Roman"/>
+          <w:sz w:val="22"/>
+          <w:szCs w:val="22"/>
+        </w:rPr>
+        <w:t xml:space="preserve">We fit three models on the subset with a complete CBC panel and HbA1c (n=6,678; 717, or 10.7%, meet our HbA1c ≥6.5% label, of whom 565, or 78.8%, already report a prior diabetes diagnosis, so this model currently detects elevated HbA1c in a mixed diagnosed/undiagnosed group rather than screening for new cases). On a 75/25 split (5,008/1,670), test AUROC rose from 0.743 (demographics only) to 0.783 (logistic, with CBC) to 0.811 (random forest, with CBC). Figure 1 shows this as early evidence that CBC adds value beyond demographics in our own data.</w:t>
+      </w:r>
+    </w:p>
+    <w:p>
+      <w:pPr>
+        <w:spacing w:after="50" w:before="100"/>
         <w:jc w:val="center"/>
       </w:pPr>
       <w:r>
         <w:drawing>
           <wp:inline distT="0" distB="0" distL="0" distR="0">
-            <wp:extent cx="4381500" cy="4381500"/>
+            <wp:extent cx="3810000" cy="3810000"/>
             <wp:effectExtent t="0" r="0" b="0" l="0"/>
             <wp:docPr id="1" name="" descr="" title=""/>
             <wp:cNvGraphicFramePr>
@@ -984,7 +996,7 @@
                   <pic:spPr bwMode="auto">
                     <a:xfrm>
                       <a:off x="0" y="0"/>
-                      <a:ext cx="4381500" cy="4381500"/>
+                      <a:ext cx="3810000" cy="3810000"/>
                     </a:xfrm>
                     <a:prstGeom prst="rect">
                       <a:avLst/>
@@ -999,7 +1011,7 @@
     </w:p>
     <w:p>
       <w:pPr>
-        <w:spacing w:after="200" w:line="276"/>
+        <w:spacing w:after="160" w:line="268"/>
         <w:jc w:val="center"/>
       </w:pPr>
       <w:r>
@@ -1007,42 +1019,55 @@
           <w:rFonts w:ascii="Times New Roman" w:cs="Times New Roman" w:eastAsia="Times New Roman" w:hAnsi="Times New Roman"/>
           <w:i/>
           <w:iCs/>
-          <w:sz w:val="20"/>
-          <w:szCs w:val="20"/>
-        </w:rPr>
-        <w:t xml:space="preserve">Figure 1. ROC curves on held-out test data for a demographics-only model vs. two CBC+demographics models, predicting an exploratory HbA1c ≥ 6.5% label.</w:t>
-      </w:r>
-    </w:p>
-    <w:p>
-      <w:pPr>
-        <w:spacing w:after="160" w:line="276"/>
-      </w:pPr>
-      <w:r>
-        <w:rPr>
-          <w:rFonts w:ascii="Times New Roman" w:cs="Times New Roman" w:eastAsia="Times New Roman" w:hAnsi="Times New Roman"/>
-          <w:sz w:val="22"/>
-          <w:szCs w:val="22"/>
-        </w:rPr>
-        <w:t xml:space="preserve">What we learned. CBC-based signal measurably improves on a demographics-only baseline in our own data, not just in the cited literature — encouraging feasibility evidence for the research question itself. It also sharpens two constraints: (1) the outcome-definition choice (Section 4) remains genuinely open — the result above uses only the HbA1c ≥ 6.5% exploratory label, not a final decision; and (2) feature importances place age far ahead of any single CBC parameter (WBC, MCV, RDW, platelet, RBC each contribute modestly), reinforcing that a multivariable model, not a single-variable rule, is necessary.</w:t>
-      </w:r>
-    </w:p>
-    <w:p>
-      <w:pPr>
-        <w:spacing w:after="160" w:line="276"/>
-      </w:pPr>
-      <w:r>
-        <w:rPr>
-          <w:rFonts w:ascii="Times New Roman" w:cs="Times New Roman" w:eastAsia="Times New Roman" w:hAnsi="Times New Roman"/>
-          <w:sz w:val="22"/>
-          <w:szCs w:val="22"/>
-        </w:rPr>
-        <w:t xml:space="preserve">Remaining limitations. We have not applied NHANES survey weights (Section 3), so these results describe our analytic sample, not the US population. The target label is exploratory, not decided (Section 4). The baseline model has not been validated with cross-validation or bootstrap confidence intervals, compared against a single-variable rule, or paired with a cost-weighted decision analysis — all planned before the final report (full list in the notebook's "Next steps").</w:t>
+          <w:sz w:val="19"/>
+          <w:szCs w:val="19"/>
+        </w:rPr>
+        <w:t xml:space="preserve">Figure 1. ROC curves on held-out test data: demographics only vs. two CBC+demographics models, predicting diabetes-range HbA1c.</w:t>
+      </w:r>
+    </w:p>
+    <w:p>
+      <w:pPr>
+        <w:spacing w:after="140" w:line="268"/>
+      </w:pPr>
+      <w:r>
+        <w:rPr>
+          <w:rFonts w:ascii="Times New Roman" w:cs="Times New Roman" w:eastAsia="Times New Roman" w:hAnsi="Times New Roman"/>
+          <w:sz w:val="22"/>
+          <w:szCs w:val="22"/>
+        </w:rPr>
+        <w:t xml:space="preserve">The threshold matters more than any single summary number. At 0.10, the random forest flags 1,020 of 1,670 test participants, catching 94.4% of positives but missing 10 of 179 (5.6%). At 0.30, it flags 450, catching 68.7% of positives but missing 56 of 179 (31.3%), with 95.4% NPV. That number sounds reassuring alone but still means roughly one in three true positives in the deferred group would be missed. A rule that always predicts "negative" would itself reach 89.3% NPV with zero sensitivity, which is why NPV alone cannot show that deferral is safe.</w:t>
+      </w:r>
+    </w:p>
+    <w:p>
+      <w:pPr>
+        <w:spacing w:after="140" w:line="268"/>
+      </w:pPr>
+      <w:r>
+        <w:rPr>
+          <w:rFonts w:ascii="Times New Roman" w:cs="Times New Roman" w:eastAsia="Times New Roman" w:hAnsi="Times New Roman"/>
+          <w:sz w:val="22"/>
+          <w:szCs w:val="22"/>
+        </w:rPr>
+        <w:t xml:space="preserve">What we learned. CBC-based signal measurably improves on demographics alone in our own data. This is encouraging for feasibility. It also surfaces real constraints: the cohort mixes known and unknown diabetes cases and includes minors; race and education are not yet properly encoded; and age dominates feature importance by a wide margin, with WBC, MCV, RDW, platelet, and RBC each adding only a little.</w:t>
+      </w:r>
+    </w:p>
+    <w:p>
+      <w:pPr>
+        <w:spacing w:after="140" w:line="268"/>
+      </w:pPr>
+      <w:r>
+        <w:rPr>
+          <w:rFonts w:ascii="Times New Roman" w:cs="Times New Roman" w:eastAsia="Times New Roman" w:hAnsi="Times New Roman"/>
+          <w:sz w:val="22"/>
+          <w:szCs w:val="22"/>
+        </w:rPr>
+        <w:t xml:space="preserve">Remaining limitations. We have not applied survey weights or design variables (Section 3), validated with cross-validation or confidence intervals, checked calibration, restricted the cohort to an intended screening population, or compared against a simple age-only rule. All of this is planned before the final report (full list in the notebook's "Next steps").</w:t>
       </w:r>
     </w:p>
     <w:p>
       <w:pPr>
         <w:pStyle w:val="Heading2"/>
-        <w:spacing w:after="120" w:before="240"/>
+        <w:spacing w:after="100" w:before="200"/>
       </w:pPr>
       <w:r>
         <w:rPr>
@@ -1052,33 +1077,33 @@
           <w:sz w:val="26"/>
           <w:szCs w:val="26"/>
         </w:rPr>
-        <w:t xml:space="preserve">Section 6 — Teamwork and Project Plan</w:t>
-      </w:r>
-    </w:p>
-    <w:p>
-      <w:pPr>
-        <w:spacing w:after="160" w:line="276"/>
-      </w:pPr>
-      <w:r>
-        <w:rPr>
-          <w:rFonts w:ascii="Times New Roman" w:cs="Times New Roman" w:eastAsia="Times New Roman" w:hAnsi="Times New Roman"/>
-          <w:sz w:val="22"/>
-          <w:szCs w:val="22"/>
-        </w:rPr>
-        <w:t xml:space="preserve">Our workstream plan assigns a lead and supporting members to each major deliverable, with standing weekly roles — a Project Manager (deadlines/check-ins), a Coordinator (scheduling), an Editor (writing review), and a Reviewer (methods/source verification) — running every week regardless of which deliverable is active.</w:t>
-      </w:r>
-    </w:p>
-    <w:p>
-      <w:pPr>
-        <w:spacing w:after="160" w:line="276"/>
-      </w:pPr>
-      <w:r>
-        <w:rPr>
-          <w:rFonts w:ascii="Times New Roman" w:cs="Times New Roman" w:eastAsia="Times New Roman" w:hAnsi="Times New Roman"/>
-          <w:sz w:val="22"/>
-          <w:szCs w:val="22"/>
-        </w:rPr>
-        <w:t xml:space="preserve">From this Midterm Research Plan through the final submission (Dec. 4), the major milestones are:</w:t>
+        <w:t xml:space="preserve">Section 6: Teamwork and Project Plan</w:t>
+      </w:r>
+    </w:p>
+    <w:p>
+      <w:pPr>
+        <w:spacing w:after="140" w:line="268"/>
+      </w:pPr>
+      <w:r>
+        <w:rPr>
+          <w:rFonts w:ascii="Times New Roman" w:cs="Times New Roman" w:eastAsia="Times New Roman" w:hAnsi="Times New Roman"/>
+          <w:sz w:val="22"/>
+          <w:szCs w:val="22"/>
+        </w:rPr>
+        <w:t xml:space="preserve">Standing weekly roles: Hamid Saeed is Project Manager, Setayesh Afshar is Coordinator, Jacob Kraft is Editor, and Ahenkan Yeboah is Reviewer. Hamid Saeed owns the endpoint/cohort decision, survey weighting, model validation, and threshold analysis; Ahenkan Yeboah reviews each before it goes in the report.</w:t>
+      </w:r>
+    </w:p>
+    <w:p>
+      <w:pPr>
+        <w:spacing w:after="140" w:line="268"/>
+      </w:pPr>
+      <w:r>
+        <w:rPr>
+          <w:rFonts w:ascii="Times New Roman" w:cs="Times New Roman" w:eastAsia="Times New Roman" w:hAnsi="Times New Roman"/>
+          <w:sz w:val="22"/>
+          <w:szCs w:val="22"/>
+        </w:rPr>
+        <w:t xml:space="preserve">Milestones from this Research Plan through Dec. 4:</w:t>
       </w:r>
     </w:p>
     <w:p>
@@ -1088,15 +1113,15 @@
           <w:ilvl w:val="0"/>
           <w:numId w:val="1"/>
         </w:numPr>
-        <w:spacing w:after="160" w:line="276"/>
-      </w:pPr>
-      <w:r>
-        <w:rPr>
-          <w:rFonts w:ascii="Times New Roman" w:cs="Times New Roman" w:eastAsia="Times New Roman" w:hAnsi="Times New Roman"/>
-          <w:sz w:val="22"/>
-          <w:szCs w:val="22"/>
-        </w:rPr>
-        <w:t xml:space="preserve">Oct 19–23: finalize the target-label decision (Section 4) and apply NHANES survey weights; begin G. Assignment 3 (End-User/Stakeholder Analysis).</w:t>
+        <w:spacing w:after="140" w:line="268"/>
+      </w:pPr>
+      <w:r>
+        <w:rPr>
+          <w:rFonts w:ascii="Times New Roman" w:cs="Times New Roman" w:eastAsia="Times New Roman" w:hAnsi="Times New Roman"/>
+          <w:sz w:val="22"/>
+          <w:szCs w:val="22"/>
+        </w:rPr>
+        <w:t xml:space="preserve">Oct 19–23 (stakeholder work ongoing since Oct 5): finalize the endpoint and cohort definition and apply survey weights; G. Assignment 3, led by Ahenkan Yeboah with Emmanuella Osifo.</w:t>
       </w:r>
     </w:p>
     <w:p>
@@ -1106,15 +1131,15 @@
           <w:ilvl w:val="0"/>
           <w:numId w:val="1"/>
         </w:numPr>
-        <w:spacing w:after="160" w:line="276"/>
-      </w:pPr>
-      <w:r>
-        <w:rPr>
-          <w:rFonts w:ascii="Times New Roman" w:cs="Times New Roman" w:eastAsia="Times New Roman" w:hAnsi="Times New Roman"/>
-          <w:sz w:val="22"/>
-          <w:szCs w:val="22"/>
-        </w:rPr>
-        <w:t xml:space="preserve">Oct 26–Nov 6: extend the baseline models in code/02_baseline_model_and_figures.ipynb with full cross-validation and threshold analysis; begin G. Assignment 4 (Failure Modes + Analysis).</w:t>
+        <w:spacing w:after="140" w:line="268"/>
+      </w:pPr>
+      <w:r>
+        <w:rPr>
+          <w:rFonts w:ascii="Times New Roman" w:cs="Times New Roman" w:eastAsia="Times New Roman" w:hAnsi="Times New Roman"/>
+          <w:sz w:val="22"/>
+          <w:szCs w:val="22"/>
+        </w:rPr>
+        <w:t xml:space="preserve">Oct 26–Nov 6: add cross-validation, calibration, and proper categorical encoding to the baseline models; G. Assignment 4, led by Hamid Saeed with Ahenkan Yeboah.</w:t>
       </w:r>
     </w:p>
     <w:p>
@@ -1124,15 +1149,15 @@
           <w:ilvl w:val="0"/>
           <w:numId w:val="1"/>
         </w:numPr>
-        <w:spacing w:after="160" w:line="276"/>
-      </w:pPr>
-      <w:r>
-        <w:rPr>
-          <w:rFonts w:ascii="Times New Roman" w:cs="Times New Roman" w:eastAsia="Times New Roman" w:hAnsi="Times New Roman"/>
-          <w:sz w:val="22"/>
-          <w:szCs w:val="22"/>
-        </w:rPr>
-        <w:t xml:space="preserve">Nov 9–20: complete the sensitivity/NPV evaluation across thresholds with confidence intervals; G. Assignment 5 (Ethics and Regulations).</w:t>
+        <w:spacing w:after="140" w:line="268"/>
+      </w:pPr>
+      <w:r>
+        <w:rPr>
+          <w:rFonts w:ascii="Times New Roman" w:cs="Times New Roman" w:eastAsia="Times New Roman" w:hAnsi="Times New Roman"/>
+          <w:sz w:val="22"/>
+          <w:szCs w:val="22"/>
+        </w:rPr>
+        <w:t xml:space="preserve">Nov 9–20: finish the sensitivity/NPV evaluation with confidence intervals; G. Assignment 5, led by Jacob Kraft.</w:t>
       </w:r>
     </w:p>
     <w:p>
@@ -1142,15 +1167,15 @@
           <w:ilvl w:val="0"/>
           <w:numId w:val="1"/>
         </w:numPr>
-        <w:spacing w:after="160" w:line="276"/>
-      </w:pPr>
-      <w:r>
-        <w:rPr>
-          <w:rFonts w:ascii="Times New Roman" w:cs="Times New Roman" w:eastAsia="Times New Roman" w:hAnsi="Times New Roman"/>
-          <w:sz w:val="22"/>
-          <w:szCs w:val="22"/>
-        </w:rPr>
-        <w:t xml:space="preserve">Nov 23–27: G. Assignment 6 (Design Critique); translate model output into a draft test-recommendation policy.</w:t>
+        <w:spacing w:after="140" w:line="268"/>
+      </w:pPr>
+      <w:r>
+        <w:rPr>
+          <w:rFonts w:ascii="Times New Roman" w:cs="Times New Roman" w:eastAsia="Times New Roman" w:hAnsi="Times New Roman"/>
+          <w:sz w:val="22"/>
+          <w:szCs w:val="22"/>
+        </w:rPr>
+        <w:t xml:space="preserve">Nov 23–27: G. Assignment 6, Design Critique (lead TBD); turn the model into a draft policy.</w:t>
       </w:r>
     </w:p>
     <w:p>
@@ -1160,34 +1185,34 @@
           <w:ilvl w:val="0"/>
           <w:numId w:val="1"/>
         </w:numPr>
-        <w:spacing w:after="160" w:line="276"/>
-      </w:pPr>
-      <w:r>
-        <w:rPr>
-          <w:rFonts w:ascii="Times New Roman" w:cs="Times New Roman" w:eastAsia="Times New Roman" w:hAnsi="Times New Roman"/>
-          <w:sz w:val="22"/>
-          <w:szCs w:val="22"/>
-        </w:rPr>
-        <w:t xml:space="preserve">Nov 30–Dec 4: Final Report and final presentation, integrating all prior workstreams.</w:t>
-      </w:r>
-    </w:p>
-    <w:p>
-      <w:pPr>
-        <w:spacing w:after="160" w:line="276"/>
-      </w:pPr>
-      <w:r>
-        <w:rPr>
-          <w:rFonts w:ascii="Times New Roman" w:cs="Times New Roman" w:eastAsia="Times New Roman" w:hAnsi="Times New Roman"/>
-          <w:sz w:val="22"/>
-          <w:szCs w:val="22"/>
-        </w:rPr>
-        <w:t xml:space="preserve">Each literature-review and section-review pass follows the standing-role pattern in the Team Contract: the assigned lead integrates evidence into their section, the Editor reviews for clarity and consistency, the Reviewer fact-checks sources and verifies methods, and all other members read the draft and challenge assumptions before anything is submitted.</w:t>
+        <w:spacing w:after="140" w:line="268"/>
+      </w:pPr>
+      <w:r>
+        <w:rPr>
+          <w:rFonts w:ascii="Times New Roman" w:cs="Times New Roman" w:eastAsia="Times New Roman" w:hAnsi="Times New Roman"/>
+          <w:sz w:val="22"/>
+          <w:szCs w:val="22"/>
+        </w:rPr>
+        <w:t xml:space="preserve">Nov 30–Dec 4: Final Report and presentation, led by Emmanuella Osifo.</w:t>
+      </w:r>
+    </w:p>
+    <w:p>
+      <w:pPr>
+        <w:spacing w:after="140" w:line="268"/>
+      </w:pPr>
+      <w:r>
+        <w:rPr>
+          <w:rFonts w:ascii="Times New Roman" w:cs="Times New Roman" w:eastAsia="Times New Roman" w:hAnsi="Times New Roman"/>
+          <w:sz w:val="22"/>
+          <w:szCs w:val="22"/>
+        </w:rPr>
+        <w:t xml:space="preserve">Every review pass follows our Team Contract: the lead adds evidence, Jacob Kraft checks clarity, Ahenkan Yeboah checks sources and methods, and everyone else reviews before submission.</w:t>
       </w:r>
     </w:p>
     <w:p>
       <w:pPr>
         <w:pStyle w:val="Heading2"/>
-        <w:spacing w:after="120" w:before="240"/>
+        <w:spacing w:after="100" w:before="200"/>
       </w:pPr>
       <w:r>
         <w:rPr>
@@ -1202,20 +1227,20 @@
     </w:p>
     <w:p>
       <w:pPr>
-        <w:spacing w:after="160" w:line="276"/>
-      </w:pPr>
-      <w:r>
-        <w:rPr>
-          <w:rFonts w:ascii="Times New Roman" w:cs="Times New Roman" w:eastAsia="Times New Roman" w:hAnsi="Times New Roman"/>
-          <w:sz w:val="22"/>
-          <w:szCs w:val="22"/>
-        </w:rPr>
-        <w:t xml:space="preserve">Dataset source: NHANES 2021–2023 cycle, CDC/NCHS, publicly available at wwwn.cdc.gov/nchs/nhanes (de-identified public-use files; no data use agreement or restriction applies).</w:t>
-      </w:r>
-    </w:p>
-    <w:p>
-      <w:pPr>
-        <w:spacing w:after="160" w:line="276"/>
+        <w:spacing w:after="140" w:line="268"/>
+      </w:pPr>
+      <w:r>
+        <w:rPr>
+          <w:rFonts w:ascii="Times New Roman" w:cs="Times New Roman" w:eastAsia="Times New Roman" w:hAnsi="Times New Roman"/>
+          <w:sz w:val="22"/>
+          <w:szCs w:val="22"/>
+        </w:rPr>
+        <w:t xml:space="preserve">Dataset: NHANES 2021–2023, CDC/NCHS, at wwwn.cdc.gov/nchs/nhanes (public, de-identified; no data use agreement needed; exact team access date to be confirmed).</w:t>
+      </w:r>
+    </w:p>
+    <w:p>
+      <w:pPr>
+        <w:spacing w:after="140" w:line="268"/>
       </w:pPr>
       <w:r>
         <w:rPr>
@@ -1241,15 +1266,15 @@
           <w:ilvl w:val="0"/>
           <w:numId w:val="1"/>
         </w:numPr>
-        <w:spacing w:after="160" w:line="276"/>
-      </w:pPr>
-      <w:r>
-        <w:rPr>
-          <w:rFonts w:ascii="Times New Roman" w:cs="Times New Roman" w:eastAsia="Times New Roman" w:hAnsi="Times New Roman"/>
-          <w:sz w:val="22"/>
-          <w:szCs w:val="22"/>
-        </w:rPr>
-        <w:t xml:space="preserve">README.md — front page with the research question, dataset access instructions, and a map of the repository.</w:t>
+        <w:spacing w:after="140" w:line="268"/>
+      </w:pPr>
+      <w:r>
+        <w:rPr>
+          <w:rFonts w:ascii="Times New Roman" w:cs="Times New Roman" w:eastAsia="Times New Roman" w:hAnsi="Times New Roman"/>
+          <w:sz w:val="22"/>
+          <w:szCs w:val="22"/>
+        </w:rPr>
+        <w:t xml:space="preserve">README.md: project overview, research question, and file map.</w:t>
       </w:r>
     </w:p>
     <w:p>
@@ -1259,15 +1284,15 @@
           <w:ilvl w:val="0"/>
           <w:numId w:val="1"/>
         </w:numPr>
-        <w:spacing w:after="160" w:line="276"/>
-      </w:pPr>
-      <w:r>
-        <w:rPr>
-          <w:rFonts w:ascii="Times New Roman" w:cs="Times New Roman" w:eastAsia="Times New Roman" w:hAnsi="Times New Roman"/>
-          <w:sz w:val="22"/>
-          <w:szCs w:val="22"/>
-        </w:rPr>
-        <w:t xml:space="preserve">code/01_eda_cbc_glucose_demographics.ipynb — loads the five NHANES components, merges them on SEQN, and produces the coverage table, demographic/CBC distribution figures, and descriptive statistics.</w:t>
+        <w:spacing w:after="140" w:line="268"/>
+      </w:pPr>
+      <w:r>
+        <w:rPr>
+          <w:rFonts w:ascii="Times New Roman" w:cs="Times New Roman" w:eastAsia="Times New Roman" w:hAnsi="Times New Roman"/>
+          <w:sz w:val="22"/>
+          <w:szCs w:val="22"/>
+        </w:rPr>
+        <w:t xml:space="preserve">code/01_eda_cbc_glucose_demographics.ipynb and code/02_baseline_model_and_figures.ipynb: run from inside code/ (they load data via a relative ../data/raw path); produce every table and figure in this report.</w:t>
       </w:r>
     </w:p>
     <w:p>
@@ -1277,15 +1302,15 @@
           <w:ilvl w:val="0"/>
           <w:numId w:val="1"/>
         </w:numPr>
-        <w:spacing w:after="160" w:line="276"/>
-      </w:pPr>
-      <w:r>
-        <w:rPr>
-          <w:rFonts w:ascii="Times New Roman" w:cs="Times New Roman" w:eastAsia="Times New Roman" w:hAnsi="Times New Roman"/>
-          <w:sz w:val="22"/>
-          <w:szCs w:val="22"/>
-        </w:rPr>
-        <w:t xml:space="preserve">code/02_baseline_model_and_figures.ipynb — the exploratory baseline models, ROC curves, and threshold table reported in Section 5.</w:t>
+        <w:spacing w:after="140" w:line="268"/>
+      </w:pPr>
+      <w:r>
+        <w:rPr>
+          <w:rFonts w:ascii="Times New Roman" w:cs="Times New Roman" w:eastAsia="Times New Roman" w:hAnsi="Times New Roman"/>
+          <w:sz w:val="22"/>
+          <w:szCs w:val="22"/>
+        </w:rPr>
+        <w:t xml:space="preserve">Software: Python 3.9, pandas, numpy, matplotlib, scikit-learn.</w:t>
       </w:r>
     </w:p>
     <w:p>
@@ -1295,39 +1320,21 @@
           <w:ilvl w:val="0"/>
           <w:numId w:val="1"/>
         </w:numPr>
-        <w:spacing w:after="160" w:line="276"/>
-      </w:pPr>
-      <w:r>
-        <w:rPr>
-          <w:rFonts w:ascii="Times New Roman" w:cs="Times New Roman" w:eastAsia="Times New Roman" w:hAnsi="Times New Roman"/>
-          <w:sz w:val="22"/>
-          <w:szCs w:val="22"/>
-        </w:rPr>
-        <w:t xml:space="preserve">Software and setup: Python 3 run via Jupyter; core packages pandas, numpy, matplotlib, and scikit-learn.</w:t>
-      </w:r>
-    </w:p>
-    <w:p>
-      <w:pPr>
-        <w:pStyle w:val="ListParagraph"/>
-        <w:numPr>
-          <w:ilvl w:val="0"/>
-          <w:numId w:val="1"/>
-        </w:numPr>
-        <w:spacing w:after="160" w:line="276"/>
-      </w:pPr>
-      <w:r>
-        <w:rPr>
-          <w:rFonts w:ascii="Times New Roman" w:cs="Times New Roman" w:eastAsia="Times New Roman" w:hAnsi="Times New Roman"/>
-          <w:sz w:val="22"/>
-          <w:szCs w:val="22"/>
-        </w:rPr>
-        <w:t xml:space="preserve">Organized files: data/raw/ (NHANES .xpt + .htm codebooks), code/ (notebooks), literature_review/ (source papers for Section 2, with a README documenting exactly what was verified against each one), Team Contract.pdf and Team_Workstream_Plan.xlsx (team process documents).</w:t>
+        <w:spacing w:after="140" w:line="268"/>
+      </w:pPr>
+      <w:r>
+        <w:rPr>
+          <w:rFonts w:ascii="Times New Roman" w:cs="Times New Roman" w:eastAsia="Times New Roman" w:hAnsi="Times New Roman"/>
+          <w:sz w:val="22"/>
+          <w:szCs w:val="22"/>
+        </w:rPr>
+        <w:t xml:space="preserve">Organized files: data/raw/ (NHANES files + codebooks), code/ (notebooks), literature_review/ (source papers, with a README documenting what was checked against each one).</w:t>
       </w:r>
     </w:p>
     <w:p>
       <w:pPr>
         <w:pStyle w:val="Heading2"/>
-        <w:spacing w:after="120" w:before="240"/>
+        <w:spacing w:after="100" w:before="200"/>
       </w:pPr>
       <w:r>
         <w:rPr>
@@ -1342,21 +1349,21 @@
     </w:p>
     <w:p>
       <w:pPr>
-        <w:spacing w:after="160" w:line="276"/>
-      </w:pPr>
-      <w:r>
-        <w:rPr>
-          <w:rFonts w:ascii="Times New Roman" w:cs="Times New Roman" w:eastAsia="Times New Roman" w:hAnsi="Times New Roman"/>
-          <w:sz w:val="22"/>
-          <w:szCs w:val="22"/>
-        </w:rPr>
-        <w:t xml:space="preserve">Team members used AI tools (including Claude Code, ChatGPT, and Consensus) to support literature search and triage, drafting, data-analysis code, and troubleshooting, consistent with the Team Contract's expectation to use AI as a supporting tool rather than a replacement for the team's own judgment. Every AI-suggested journal source was checked for legitimacy against the publisher or an independent index (PubMed/Europe PMC), and every specific statistic or finding quoted in Section 2 was independently cross-checked against that source's actual full text rather than taken from an abstract summary or search-engine snippet, including a second, adversarial re-check that itself caught and corrected a citation error — see literature_review/README.md for exactly what was verified, what was corrected, and which sources were cited only at the level of their title because full text could not be obtained. Per the Team Contract's standing roles, the Reviewer is responsible for a final fact-check of AI-assisted analyses and sources before submission, and all code in the repository, including the new baseline-model notebook, is runnable directly from the committed files.</w:t>
+        <w:spacing w:after="140" w:line="268"/>
+      </w:pPr>
+      <w:r>
+        <w:rPr>
+          <w:rFonts w:ascii="Times New Roman" w:cs="Times New Roman" w:eastAsia="Times New Roman" w:hAnsi="Times New Roman"/>
+          <w:sz w:val="22"/>
+          <w:szCs w:val="22"/>
+        </w:rPr>
+        <w:t xml:space="preserve">Team members used AI tools, including Claude Code, ChatGPT, and Consensus, for literature search, drafting, data-analysis code, and troubleshooting, per our Team Contract's view of AI as a helper, not a replacement for our own judgment. Every AI-suggested journal source was checked against the publisher or an independent index, and every specific number in Section 2 was checked against that source's full text where available, across two independent review passes; literature_review/README.md lists exactly what was checked, what was corrected, and which sources we could only verify by title. The analysis code and its outputs were checked by rerunning them against the raw data; a human review of the full report and code by Ahenkan Yeboah, as Reviewer, is still to happen before submission.</w:t>
       </w:r>
     </w:p>
     <w:p>
       <w:pPr>
         <w:pStyle w:val="Heading2"/>
-        <w:spacing w:after="120" w:before="240"/>
+        <w:spacing w:after="100" w:before="200"/>
       </w:pPr>
       <w:r>
         <w:rPr>
@@ -1371,15 +1378,15 @@
     </w:p>
     <w:p>
       <w:pPr>
-        <w:spacing w:after="160" w:line="276"/>
-      </w:pPr>
-      <w:r>
-        <w:rPr>
-          <w:rFonts w:ascii="Times New Roman" w:cs="Times New Roman" w:eastAsia="Times New Roman" w:hAnsi="Times New Roman"/>
-          <w:sz w:val="22"/>
-          <w:szCs w:val="22"/>
-        </w:rPr>
-        <w:t xml:space="preserve">[Stated here by standing role rather than by name for this draft; before final submission this section should name each team member's specific contribution, per the rubric's requirement.] The Project Manager defined the research question and problem statement, acquired and merged the NHANES dataset, authored this Research Plan draft, implemented the preliminary baseline model (Section 5), and conducted the literature search and full-text verification for Section 2. The Coordinator contributed descriptive-statistics analysis incorporated into Section 5. The Editor is to review this draft for clarity and consistency prior to submission, per standing role. The Reviewer is to fact-check sources and verify methods prior to submission, per standing role. The Presentation Lead's contribution to this document is to be added.</w:t>
+        <w:spacing w:after="140" w:line="268"/>
+      </w:pPr>
+      <w:r>
+        <w:rPr>
+          <w:rFonts w:ascii="Times New Roman" w:cs="Times New Roman" w:eastAsia="Times New Roman" w:hAnsi="Times New Roman"/>
+          <w:sz w:val="22"/>
+          <w:szCs w:val="22"/>
+        </w:rPr>
+        <w:t xml:space="preserve">Hamid Saeed defined the research question, gathered and merged the NHANES dataset, wrote this draft, built the preliminary baseline model, and ran the literature search and fact-checking in Section 2. Setayesh Afshar contributed the descriptive-statistics analysis in Section 5. Jacob Kraft will review this draft for clarity before submission. Ahenkan Yeboah will fact-check sources and verify methods before submission. Emmanuella Osifo's contribution to this document is still to be added.</w:t>
       </w:r>
     </w:p>
     <w:p>
@@ -1390,7 +1397,7 @@
     <w:p>
       <w:pPr>
         <w:pStyle w:val="Heading2"/>
-        <w:spacing w:after="120" w:before="240"/>
+        <w:spacing w:after="100" w:before="200"/>
       </w:pPr>
       <w:r>
         <w:rPr>
@@ -1405,288 +1412,288 @@
     </w:p>
     <w:p>
       <w:pPr>
-        <w:spacing w:after="120" w:line="264"/>
+        <w:spacing w:after="100" w:line="252"/>
         <w:ind w:left="360" w:hanging="360"/>
       </w:pPr>
       <w:r>
         <w:rPr>
           <w:rFonts w:ascii="Times New Roman" w:cs="Times New Roman" w:eastAsia="Times New Roman" w:hAnsi="Times New Roman"/>
-          <w:sz w:val="20"/>
-          <w:szCs w:val="20"/>
+          <w:sz w:val="19"/>
+          <w:szCs w:val="19"/>
         </w:rPr>
         <w:t xml:space="preserve">[1]	S. Horton, K. A. Fleming, M. Kuti, L.-M. Looi, S. A. Pai, S. Sayed, and M. L. Wilson, "The Top 25 Laboratory Tests by Volume and Revenue in Five Different Countries," Am. J. Clin. Pathol., vol. 151, no. 5, pp. 446–451, May 2019, doi: 10.1093/ajcp/aqy165.</w:t>
       </w:r>
     </w:p>
     <w:p>
       <w:pPr>
-        <w:spacing w:after="120" w:line="264"/>
+        <w:spacing w:after="100" w:line="252"/>
         <w:ind w:left="360" w:hanging="360"/>
       </w:pPr>
       <w:r>
         <w:rPr>
           <w:rFonts w:ascii="Times New Roman" w:cs="Times New Roman" w:eastAsia="Times New Roman" w:hAnsi="Times New Roman"/>
-          <w:sz w:val="20"/>
-          <w:szCs w:val="20"/>
+          <w:sz w:val="19"/>
+          <w:szCs w:val="19"/>
         </w:rPr>
         <w:t xml:space="preserve">[2]	International Diabetes Federation, IDF Diabetes Atlas, 11th ed. Brussels, Belgium: International Diabetes Federation, 2025. [Online]. Available: https://diabetesatlas.org</w:t>
       </w:r>
     </w:p>
     <w:p>
       <w:pPr>
-        <w:spacing w:after="120" w:line="264"/>
+        <w:spacing w:after="100" w:line="252"/>
         <w:ind w:left="360" w:hanging="360"/>
       </w:pPr>
       <w:r>
         <w:rPr>
           <w:rFonts w:ascii="Times New Roman" w:cs="Times New Roman" w:eastAsia="Times New Roman" w:hAnsi="Times New Roman"/>
-          <w:sz w:val="20"/>
-          <w:szCs w:val="20"/>
+          <w:sz w:val="19"/>
+          <w:szCs w:val="19"/>
         </w:rPr>
         <w:t xml:space="preserve">[3]	J. A. Gwira, C. D. Fryar, and Q. Gu, "Prevalence of total, diagnosed, and undiagnosed diabetes in adults: United States, August 2021–August 2023," National Center for Health Statistics, Hyattsville, MD, NCHS Data Brief 516, Nov. 2024, doi: 10.15620/cdc/165794.</w:t>
       </w:r>
     </w:p>
     <w:p>
       <w:pPr>
-        <w:spacing w:after="120" w:line="264"/>
+        <w:spacing w:after="100" w:line="252"/>
         <w:ind w:left="360" w:hanging="360"/>
       </w:pPr>
       <w:r>
         <w:rPr>
           <w:rFonts w:ascii="Times New Roman" w:cs="Times New Roman" w:eastAsia="Times New Roman" w:hAnsi="Times New Roman"/>
-          <w:sz w:val="20"/>
-          <w:szCs w:val="20"/>
+          <w:sz w:val="19"/>
+          <w:szCs w:val="19"/>
         </w:rPr>
         <w:t xml:space="preserve">[4]	Centers for Disease Control and Prevention, "A U.S. Report Card," Diabetes. [Online]. Available: https://www.cdc.gov/diabetes/communication-resources/diabetes-statistics.html</w:t>
       </w:r>
     </w:p>
     <w:p>
       <w:pPr>
-        <w:spacing w:after="120" w:line="264"/>
+        <w:spacing w:after="100" w:line="252"/>
         <w:ind w:left="360" w:hanging="360"/>
       </w:pPr>
       <w:r>
         <w:rPr>
           <w:rFonts w:ascii="Times New Roman" w:cs="Times New Roman" w:eastAsia="Times New Roman" w:hAnsi="Times New Roman"/>
-          <w:sz w:val="20"/>
-          <w:szCs w:val="20"/>
+          <w:sz w:val="19"/>
+          <w:szCs w:val="19"/>
         </w:rPr>
         <w:t xml:space="preserve">[5]	X. Guo, N. Zhang, B. Li, X. Yu, J. Guo, and G. Dan, "Using machine learning to identify individuals at elevated risk of diabetes from low-cost complete blood count data for opportunistic screening," Sci. Rep., vol. 16, Art. no. 29445, 2026, doi: 10.1038/s41598-026-59213-3.</w:t>
       </w:r>
     </w:p>
     <w:p>
       <w:pPr>
-        <w:spacing w:after="120" w:line="264"/>
+        <w:spacing w:after="100" w:line="252"/>
         <w:ind w:left="360" w:hanging="360"/>
       </w:pPr>
       <w:r>
         <w:rPr>
           <w:rFonts w:ascii="Times New Roman" w:cs="Times New Roman" w:eastAsia="Times New Roman" w:hAnsi="Times New Roman"/>
-          <w:sz w:val="20"/>
-          <w:szCs w:val="20"/>
+          <w:sz w:val="19"/>
+          <w:szCs w:val="19"/>
         </w:rPr>
         <w:t xml:space="preserve">[6]	A. Mansoori et al., "Prediction of type 2 diabetes mellitus using hematological factors based on machine learning approaches: a cohort study analysis," Sci. Rep., vol. 13, Art. no. 663, 2023, doi: 10.1038/s41598-022-27340-2.</w:t>
       </w:r>
     </w:p>
     <w:p>
       <w:pPr>
-        <w:spacing w:after="120" w:line="264"/>
+        <w:spacing w:after="100" w:line="252"/>
         <w:ind w:left="360" w:hanging="360"/>
       </w:pPr>
       <w:r>
         <w:rPr>
           <w:rFonts w:ascii="Times New Roman" w:cs="Times New Roman" w:eastAsia="Times New Roman" w:hAnsi="Times New Roman"/>
-          <w:sz w:val="20"/>
-          <w:szCs w:val="20"/>
+          <w:sz w:val="19"/>
+          <w:szCs w:val="19"/>
         </w:rPr>
         <w:t xml:space="preserve">[7]	N. Kamkar, S. Behzadi, V. Mahdavizadeh, M. Maali Tafti, A. Mansoori, M. Poudineh, H. Esmaily, and M. Ghayour-Mobarhan, "A machine learning-based framework for predicting type 2 diabetes mellitus using hematological indices," Am. Heart J. Plus, 2026, doi: 10.1016/j.ahjo.2026.100854.</w:t>
       </w:r>
     </w:p>
     <w:p>
       <w:pPr>
-        <w:spacing w:after="120" w:line="264"/>
+        <w:spacing w:after="100" w:line="252"/>
         <w:ind w:left="360" w:hanging="360"/>
       </w:pPr>
       <w:r>
         <w:rPr>
           <w:rFonts w:ascii="Times New Roman" w:cs="Times New Roman" w:eastAsia="Times New Roman" w:hAnsi="Times New Roman"/>
-          <w:sz w:val="20"/>
-          <w:szCs w:val="20"/>
+          <w:sz w:val="19"/>
+          <w:szCs w:val="19"/>
         </w:rPr>
         <w:t xml:space="preserve">[8]	V. Veeranna, S. K. Zalawadiya, S. S. Panaich, K. Ramesh, and L. Afonso, "The Association of Red Cell Distribution Width with Glycated Hemoglobin among Healthy Adults without Diabetes Mellitus," Cardiology, vol. 122, no. 2, pp. 129–132, 2012, doi: 10.1159/000339225.</w:t>
       </w:r>
     </w:p>
     <w:p>
       <w:pPr>
-        <w:spacing w:after="120" w:line="264"/>
+        <w:spacing w:after="100" w:line="252"/>
         <w:ind w:left="360" w:hanging="360"/>
       </w:pPr>
       <w:r>
         <w:rPr>
           <w:rFonts w:ascii="Times New Roman" w:cs="Times New Roman" w:eastAsia="Times New Roman" w:hAnsi="Times New Roman"/>
-          <w:sz w:val="20"/>
-          <w:szCs w:val="20"/>
+          <w:sz w:val="19"/>
+          <w:szCs w:val="19"/>
         </w:rPr>
         <w:t xml:space="preserve">[9]	G. Engström, J. G. Smith, M. Persson, P. M. Nilsson, O. Melander, and B. Hedblad, "Red cell distribution width, haemoglobin A1c and incidence of diabetes mellitus," J. Intern. Med., vol. 276, no. 2, pp. 174–183, Aug. 2014, doi: 10.1111/joim.12188.</w:t>
       </w:r>
     </w:p>
     <w:p>
       <w:pPr>
-        <w:spacing w:after="120" w:line="264"/>
+        <w:spacing w:after="100" w:line="252"/>
         <w:ind w:left="360" w:hanging="360"/>
       </w:pPr>
       <w:r>
         <w:rPr>
           <w:rFonts w:ascii="Times New Roman" w:cs="Times New Roman" w:eastAsia="Times New Roman" w:hAnsi="Times New Roman"/>
-          <w:sz w:val="20"/>
-          <w:szCs w:val="20"/>
-        </w:rPr>
-        <w:t xml:space="preserve">[10]	J.-M. Park, H. S. Lee, J.-Y. Park, D.-H. Jung, and J.-W. Lee, "White Blood Cell Count as a Predictor of Incident Type 2 Diabetes Mellitus Among Non-Obese Adults: A Longitudinal 10-Year Analysis of the Korean Genome and Epidemiology Study," J. Inflamm. Res., vol. 14, pp. 1235–1242, Apr. 2021, doi: 10.2147/JIR.S300026.</w:t>
-      </w:r>
-    </w:p>
-    <w:p>
-      <w:pPr>
-        <w:spacing w:after="120" w:line="264"/>
+          <w:sz w:val="19"/>
+          <w:szCs w:val="19"/>
+        </w:rPr>
+        <w:t xml:space="preserve">[10]	Y. Yin, S. Ye, H. Wang, B. Li, A. Wang, W. Yan, J. Dou, and Y. Mu, "Red blood cell distribution width and the risk of being in poor glycemic control among patients with established type 2 diabetes," Ther. Clin. Risk Manag., vol. 14, pp. 265–273, 2018, doi: 10.2147/TCRM.S155753.</w:t>
+      </w:r>
+    </w:p>
+    <w:p>
+      <w:pPr>
+        <w:spacing w:after="100" w:line="252"/>
         <w:ind w:left="360" w:hanging="360"/>
       </w:pPr>
       <w:r>
         <w:rPr>
           <w:rFonts w:ascii="Times New Roman" w:cs="Times New Roman" w:eastAsia="Times New Roman" w:hAnsi="Times New Roman"/>
-          <w:sz w:val="20"/>
-          <w:szCs w:val="20"/>
-        </w:rPr>
-        <w:t xml:space="preserve">[11]	E. Gkrania-Klotsas et al., "Differential white blood cell count and type 2 diabetes: Systematic review and meta-analysis of cross-sectional and prospective studies," PLoS ONE, vol. 5, no. 10, Art. no. e13405, Oct. 2010, doi: 10.1371/journal.pone.0013405.</w:t>
-      </w:r>
-    </w:p>
-    <w:p>
-      <w:pPr>
-        <w:spacing w:after="120" w:line="264"/>
+          <w:sz w:val="19"/>
+          <w:szCs w:val="19"/>
+        </w:rPr>
+        <w:t xml:space="preserve">[11]	J.-M. Park, H. S. Lee, J.-Y. Park, D.-H. Jung, and J.-W. Lee, "White Blood Cell Count as a Predictor of Incident Type 2 Diabetes Mellitus Among Non-Obese Adults: A Longitudinal 10-Year Analysis of the Korean Genome and Epidemiology Study," J. Inflamm. Res., vol. 14, pp. 1235–1242, Apr. 2021, doi: 10.2147/JIR.S300026.</w:t>
+      </w:r>
+    </w:p>
+    <w:p>
+      <w:pPr>
+        <w:spacing w:after="100" w:line="252"/>
         <w:ind w:left="360" w:hanging="360"/>
       </w:pPr>
       <w:r>
         <w:rPr>
           <w:rFonts w:ascii="Times New Roman" w:cs="Times New Roman" w:eastAsia="Times New Roman" w:hAnsi="Times New Roman"/>
-          <w:sz w:val="20"/>
-          <w:szCs w:val="20"/>
-        </w:rPr>
-        <w:t xml:space="preserve">[12]	C. Lorenzo, A. J. Hanley, and S. M. Haffner, "Differential white cell count and incident type 2 diabetes: The Insulin Resistance Atherosclerosis Study," Diabetologia, vol. 57, no. 1, pp. 83–92, Jan. 2014, doi: 10.1007/s00125-013-3080-0.</w:t>
-      </w:r>
-    </w:p>
-    <w:p>
-      <w:pPr>
-        <w:spacing w:after="120" w:line="264"/>
+          <w:sz w:val="19"/>
+          <w:szCs w:val="19"/>
+        </w:rPr>
+        <w:t xml:space="preserve">[12]	E. Gkrania-Klotsas et al., "Differential white blood cell count and type 2 diabetes: Systematic review and meta-analysis of cross-sectional and prospective studies," PLoS ONE, vol. 5, no. 10, Art. no. e13405, Oct. 2010, doi: 10.1371/journal.pone.0013405.</w:t>
+      </w:r>
+    </w:p>
+    <w:p>
+      <w:pPr>
+        <w:spacing w:after="100" w:line="252"/>
         <w:ind w:left="360" w:hanging="360"/>
       </w:pPr>
       <w:r>
         <w:rPr>
           <w:rFonts w:ascii="Times New Roman" w:cs="Times New Roman" w:eastAsia="Times New Roman" w:hAnsi="Times New Roman"/>
-          <w:sz w:val="20"/>
-          <w:szCs w:val="20"/>
-        </w:rPr>
-        <w:t xml:space="preserve">[13]	C. Mertoglu and M. Gunay, "Neutrophil-Lymphocyte ratio and Platelet-Lymphocyte ratio as useful predictive markers of prediabetes and diabetes mellitus," Diabetes Metab. Syndr., vol. 11, suppl. 1, pp. S127–S131, Nov. 2017, doi: 10.1016/j.dsx.2016.12.021.</w:t>
-      </w:r>
-    </w:p>
-    <w:p>
-      <w:pPr>
-        <w:spacing w:after="120" w:line="264"/>
+          <w:sz w:val="19"/>
+          <w:szCs w:val="19"/>
+        </w:rPr>
+        <w:t xml:space="preserve">[13]	C. Lorenzo, A. J. Hanley, and S. M. Haffner, "Differential white cell count and incident type 2 diabetes: The Insulin Resistance Atherosclerosis Study," Diabetologia, vol. 57, no. 1, pp. 83–92, Jan. 2014, doi: 10.1007/s00125-013-3080-0.</w:t>
+      </w:r>
+    </w:p>
+    <w:p>
+      <w:pPr>
+        <w:spacing w:after="100" w:line="252"/>
         <w:ind w:left="360" w:hanging="360"/>
       </w:pPr>
       <w:r>
         <w:rPr>
           <w:rFonts w:ascii="Times New Roman" w:cs="Times New Roman" w:eastAsia="Times New Roman" w:hAnsi="Times New Roman"/>
-          <w:sz w:val="20"/>
-          <w:szCs w:val="20"/>
-        </w:rPr>
-        <w:t xml:space="preserve">[14]	Md. A. Rahman, L. F. Abdulrazak, Md. M. Ali, I. Mahmud, K. Ahmed, and F. M. Bui, "Machine Learning-Based Approach for Predicting Diabetes Employing Socio-Demographic Characteristics," Algorithms, vol. 16, no. 11, Art. no. 503, 2023, doi: 10.3390/a16110503.</w:t>
-      </w:r>
-    </w:p>
-    <w:p>
-      <w:pPr>
-        <w:spacing w:after="120" w:line="264"/>
+          <w:sz w:val="19"/>
+          <w:szCs w:val="19"/>
+        </w:rPr>
+        <w:t xml:space="preserve">[14]	C. Mertoglu and M. Gunay, "Neutrophil-Lymphocyte ratio and Platelet-Lymphocyte ratio as useful predictive markers of prediabetes and diabetes mellitus," Diabetes Metab. Syndr., vol. 11, suppl. 1, pp. S127–S131, Nov. 2017, doi: 10.1016/j.dsx.2016.12.021.</w:t>
+      </w:r>
+    </w:p>
+    <w:p>
+      <w:pPr>
+        <w:spacing w:after="100" w:line="252"/>
         <w:ind w:left="360" w:hanging="360"/>
       </w:pPr>
       <w:r>
         <w:rPr>
           <w:rFonts w:ascii="Times New Roman" w:cs="Times New Roman" w:eastAsia="Times New Roman" w:hAnsi="Times New Roman"/>
-          <w:sz w:val="20"/>
-          <w:szCs w:val="20"/>
-        </w:rPr>
-        <w:t xml:space="preserve">[15]	J. Liu, F. Ssewamala, R. An, and M. Ji, "Use of automated machine learning to detect undiagnosed diabetes in US adults: Development and validation study," JMIR AI, vol. 4, Art. no. e68260, Oct. 2025, doi: 10.2196/68260.</w:t>
-      </w:r>
-    </w:p>
-    <w:p>
-      <w:pPr>
-        <w:spacing w:after="120" w:line="264"/>
+          <w:sz w:val="19"/>
+          <w:szCs w:val="19"/>
+        </w:rPr>
+        <w:t xml:space="preserve">[15]	Md. A. Rahman, L. F. Abdulrazak, Md. M. Ali, I. Mahmud, K. Ahmed, and F. M. Bui, "Machine Learning-Based Approach for Predicting Diabetes Employing Socio-Demographic Characteristics," Algorithms, vol. 16, no. 11, Art. no. 503, 2023, doi: 10.3390/a16110503.</w:t>
+      </w:r>
+    </w:p>
+    <w:p>
+      <w:pPr>
+        <w:spacing w:after="100" w:line="252"/>
         <w:ind w:left="360" w:hanging="360"/>
       </w:pPr>
       <w:r>
         <w:rPr>
           <w:rFonts w:ascii="Times New Roman" w:cs="Times New Roman" w:eastAsia="Times New Roman" w:hAnsi="Times New Roman"/>
-          <w:sz w:val="20"/>
-          <w:szCs w:val="20"/>
-        </w:rPr>
-        <w:t xml:space="preserve">[16]	E. English, I. Idris, G. Smith, K. Dhatariya, E. S. Kilpatrick, and W. G. John, "The effect of anaemia and abnormalities of erythrocyte indices on HbA1c analysis: A systematic review," Diabetologia, vol. 58, no. 7, pp. 1409–1421, Jul. 2015, doi: 10.1007/s00125-015-3599-3.</w:t>
-      </w:r>
-    </w:p>
-    <w:p>
-      <w:pPr>
-        <w:spacing w:after="120" w:line="264"/>
+          <w:sz w:val="19"/>
+          <w:szCs w:val="19"/>
+        </w:rPr>
+        <w:t xml:space="preserve">[16]	J. Liu, F. Ssewamala, R. An, and M. Ji, "Use of automated machine learning to detect undiagnosed diabetes in US adults: Development and validation study," JMIR AI, vol. 4, Art. no. e68260, Oct. 2025, doi: 10.2196/68260.</w:t>
+      </w:r>
+    </w:p>
+    <w:p>
+      <w:pPr>
+        <w:spacing w:after="100" w:line="252"/>
         <w:ind w:left="360" w:hanging="360"/>
       </w:pPr>
       <w:r>
         <w:rPr>
           <w:rFonts w:ascii="Times New Roman" w:cs="Times New Roman" w:eastAsia="Times New Roman" w:hAnsi="Times New Roman"/>
-          <w:sz w:val="20"/>
-          <w:szCs w:val="20"/>
-        </w:rPr>
-        <w:t xml:space="preserve">[17]	M. McDermott, A. Dighe, P. Szolovits, Y. Luo, and J. Baron, "Using Machine Learning to Develop Smart Reflex Testing Protocols," arXiv:2302.00794, Feb. 2023.</w:t>
-      </w:r>
-    </w:p>
-    <w:p>
-      <w:pPr>
-        <w:spacing w:after="120" w:line="264"/>
+          <w:sz w:val="19"/>
+          <w:szCs w:val="19"/>
+        </w:rPr>
+        <w:t xml:space="preserve">[17]	E. English, I. Idris, G. Smith, K. Dhatariya, E. S. Kilpatrick, and W. G. John, "The effect of anaemia and abnormalities of erythrocyte indices on HbA1c analysis: A systematic review," Diabetologia, vol. 58, no. 7, pp. 1409–1421, Jul. 2015, doi: 10.1007/s00125-015-3599-3.</w:t>
+      </w:r>
+    </w:p>
+    <w:p>
+      <w:pPr>
+        <w:spacing w:after="100" w:line="252"/>
         <w:ind w:left="360" w:hanging="360"/>
       </w:pPr>
       <w:r>
         <w:rPr>
           <w:rFonts w:ascii="Times New Roman" w:cs="Times New Roman" w:eastAsia="Times New Roman" w:hAnsi="Times New Roman"/>
-          <w:sz w:val="20"/>
-          <w:szCs w:val="20"/>
-        </w:rPr>
-        <w:t xml:space="preserve">[18]	H. Bang et al., "Development and validation of a patient self-assessment score for diabetes risk," Ann. Intern. Med., vol. 151, no. 11, pp. 775–783, Dec. 2009, doi: 10.7326/0003-4819-151-11-200912010-00005.</w:t>
-      </w:r>
-    </w:p>
-    <w:p>
-      <w:pPr>
-        <w:spacing w:after="120" w:line="264"/>
+          <w:sz w:val="19"/>
+          <w:szCs w:val="19"/>
+        </w:rPr>
+        <w:t xml:space="preserve">[18]	M. McDermott, A. Dighe, P. Szolovits, Y. Luo, and J. Baron, "Using Machine Learning to Develop Smart Reflex Testing Protocols," arXiv:2302.00794, Feb. 2023.</w:t>
+      </w:r>
+    </w:p>
+    <w:p>
+      <w:pPr>
+        <w:spacing w:after="100" w:line="252"/>
         <w:ind w:left="360" w:hanging="360"/>
       </w:pPr>
       <w:r>
         <w:rPr>
           <w:rFonts w:ascii="Times New Roman" w:cs="Times New Roman" w:eastAsia="Times New Roman" w:hAnsi="Times New Roman"/>
-          <w:sz w:val="20"/>
-          <w:szCs w:val="20"/>
-        </w:rPr>
-        <w:t xml:space="preserve">[19]	Centers for Disease Control and Prevention, National Center for Health Statistics, "National Health and Nutrition Examination Survey, 2021–2023." [Online]. Available: https://wwwn.cdc.gov/nchs/nhanes/</w:t>
-      </w:r>
-    </w:p>
-    <w:p>
-      <w:pPr>
-        <w:spacing w:after="120" w:line="264"/>
+          <w:sz w:val="19"/>
+          <w:szCs w:val="19"/>
+        </w:rPr>
+        <w:t xml:space="preserve">[19]	H. Bang et al., "Development and validation of a patient self-assessment score for diabetes risk," Ann. Intern. Med., vol. 151, no. 11, pp. 775–783, Dec. 2009, doi: 10.7326/0003-4819-151-11-200912010-00005.</w:t>
+      </w:r>
+    </w:p>
+    <w:p>
+      <w:pPr>
+        <w:spacing w:after="100" w:line="252"/>
         <w:ind w:left="360" w:hanging="360"/>
       </w:pPr>
       <w:r>
         <w:rPr>
           <w:rFonts w:ascii="Times New Roman" w:cs="Times New Roman" w:eastAsia="Times New Roman" w:hAnsi="Times New Roman"/>
-          <w:sz w:val="20"/>
-          <w:szCs w:val="20"/>
-        </w:rPr>
-        <w:t xml:space="preserve">[20]	Y. Yin, S. Ye, H. Wang, B. Li, A. Wang, W. Yan, J. Dou, and Y. Mu, "Red blood cell distribution width and the risk of being in poor glycemic control among patients with established type 2 diabetes," Ther. Clin. Risk Manag., vol. 14, pp. 265–273, 2018, doi: 10.2147/TCRM.S155753.</w:t>
+          <w:sz w:val="19"/>
+          <w:szCs w:val="19"/>
+        </w:rPr>
+        <w:t xml:space="preserve">[20]	Centers for Disease Control and Prevention, National Center for Health Statistics, "National Health and Nutrition Examination Survey, 2021–2023." [Online]. Available: https://wwwn.cdc.gov/nchs/nhanes/</w:t>
       </w:r>
     </w:p>
     <w:sectPr>
       <w:footerReference w:type="default" r:id="rId6"/>
       <w:pgSz w:w="12240" w:h="15840" w:orient="portrait"/>
-      <w:pgMar w:top="1440" w:right="1440" w:bottom="1440" w:left="1440" w:header="708" w:footer="708" w:gutter="0"/>
+      <w:pgMar w:top="1260" w:right="1350" w:bottom="1260" w:left="1350" w:header="708" w:footer="708" w:gutter="0"/>
       <w:pgNumType/>
       <w:docGrid w:linePitch="360"/>
     </w:sectPr>
